--- a/Sindhi Muslim/Papers/Final Term/Class 1/class 1 urdu.docx
+++ b/Sindhi Muslim/Papers/Final Term/Class 1/class 1 urdu.docx
@@ -1,72 +1,7 @@
 
 <file path=word/document.xml><?xml version="1.0" encoding="utf-8"?>
-<w:document xmlns:wpc="http://schemas.microsoft.com/office/word/2010/wordprocessingCanvas" xmlns:cx="http://schemas.microsoft.com/office/drawing/2014/chartex" xmlns:cx1="http://schemas.microsoft.com/office/drawing/2015/9/8/chartex" xmlns:cx2="http://schemas.microsoft.com/office/drawing/2015/10/21/chartex" xmlns:cx3="http://schemas.microsoft.com/office/drawing/2016/5/9/chartex" xmlns:cx4="http://schemas.microsoft.com/office/drawing/2016/5/10/chartex" xmlns:cx5="http://schemas.microsoft.com/office/drawing/2016/5/11/chartex" xmlns:cx6="http://schemas.microsoft.com/office/drawing/2016/5/12/chartex" xmlns:cx7="http://schemas.microsoft.com/office/drawing/2016/5/13/chartex" xmlns:cx8="http://schemas.microsoft.com/office/drawing/2016/5/14/chartex" xmlns:mc="http://schemas.openxmlformats.org/markup-compatibility/2006" xmlns:aink="http://schemas.microsoft.com/office/drawing/2016/ink" xmlns:am3d="http://schemas.microsoft.com/office/drawing/2017/model3d" xmlns:o="urn:schemas-microsoft-com:office:office" xmlns:r="http://schemas.openxmlformats.org/officeDocument/2006/relationships" xmlns:m="http://schemas.openxmlformats.org/officeDocument/2006/math" xmlns:v="urn:schemas-microsoft-com:vml" xmlns:wp14="http://schemas.microsoft.com/office/word/2010/wordprocessingDrawing" xmlns:wp="http://schemas.openxmlformats.org/drawingml/2006/wordprocessingDrawing" xmlns:w10="urn:schemas-microsoft-com:office:word" xmlns:w="http://schemas.openxmlformats.org/wordprocessingml/2006/main" xmlns:w14="http://schemas.microsoft.com/office/word/2010/wordml" xmlns:w15="http://schemas.microsoft.com/office/word/2012/wordml" xmlns:w16cex="http://schemas.microsoft.com/office/word/2018/wordml/cex" xmlns:w16cid="http://schemas.microsoft.com/office/word/2016/wordml/cid" xmlns:w16="http://schemas.microsoft.com/office/word/2018/wordml" xmlns:w16sdtdh="http://schemas.microsoft.com/office/word/2020/wordml/sdtdatahash" xmlns:w16se="http://schemas.microsoft.com/office/word/2015/wordml/symex" xmlns:wpg="http://schemas.microsoft.com/office/word/2010/wordprocessingGroup" xmlns:wpi="http://schemas.microsoft.com/office/word/2010/wordprocessingInk" xmlns:wne="http://schemas.microsoft.com/office/word/2006/wordml" xmlns:wps="http://schemas.microsoft.com/office/word/2010/wordprocessingShape" mc:Ignorable="w14 w15 w16se w16cid w16 w16cex w16sdtdh wp14">
+<w:document xmlns:wpc="http://schemas.microsoft.com/office/word/2010/wordprocessingCanvas" xmlns:cx="http://schemas.microsoft.com/office/drawing/2014/chartex" xmlns:cx1="http://schemas.microsoft.com/office/drawing/2015/9/8/chartex" xmlns:cx2="http://schemas.microsoft.com/office/drawing/2015/10/21/chartex" xmlns:cx3="http://schemas.microsoft.com/office/drawing/2016/5/9/chartex" xmlns:cx4="http://schemas.microsoft.com/office/drawing/2016/5/10/chartex" xmlns:cx5="http://schemas.microsoft.com/office/drawing/2016/5/11/chartex" xmlns:cx6="http://schemas.microsoft.com/office/drawing/2016/5/12/chartex" xmlns:cx7="http://schemas.microsoft.com/office/drawing/2016/5/13/chartex" xmlns:cx8="http://schemas.microsoft.com/office/drawing/2016/5/14/chartex" xmlns:mc="http://schemas.openxmlformats.org/markup-compatibility/2006" xmlns:aink="http://schemas.microsoft.com/office/drawing/2016/ink" xmlns:am3d="http://schemas.microsoft.com/office/drawing/2017/model3d" xmlns:o="urn:schemas-microsoft-com:office:office" xmlns:oel="http://schemas.microsoft.com/office/2019/extlst" xmlns:r="http://schemas.openxmlformats.org/officeDocument/2006/relationships" xmlns:m="http://schemas.openxmlformats.org/officeDocument/2006/math" xmlns:v="urn:schemas-microsoft-com:vml" xmlns:wp14="http://schemas.microsoft.com/office/word/2010/wordprocessingDrawing" xmlns:wp="http://schemas.openxmlformats.org/drawingml/2006/wordprocessingDrawing" xmlns:w10="urn:schemas-microsoft-com:office:word" xmlns:w="http://schemas.openxmlformats.org/wordprocessingml/2006/main" xmlns:w14="http://schemas.microsoft.com/office/word/2010/wordml" xmlns:w15="http://schemas.microsoft.com/office/word/2012/wordml" xmlns:w16cex="http://schemas.microsoft.com/office/word/2018/wordml/cex" xmlns:w16cid="http://schemas.microsoft.com/office/word/2016/wordml/cid" xmlns:w16="http://schemas.microsoft.com/office/word/2018/wordml" xmlns:w16du="http://schemas.microsoft.com/office/word/2023/wordml/word16du" xmlns:w16sdtdh="http://schemas.microsoft.com/office/word/2020/wordml/sdtdatahash" xmlns:w16sdtfl="http://schemas.microsoft.com/office/word/2024/wordml/sdtformatlock" xmlns:w16se="http://schemas.microsoft.com/office/word/2015/wordml/symex" xmlns:wpg="http://schemas.microsoft.com/office/word/2010/wordprocessingGroup" xmlns:wpi="http://schemas.microsoft.com/office/word/2010/wordprocessingInk" xmlns:wne="http://schemas.microsoft.com/office/word/2006/wordml" xmlns:wps="http://schemas.microsoft.com/office/word/2010/wordprocessingShape" mc:Ignorable="w14 w15 w16se w16cid w16 w16cex w16sdtdh w16sdtfl w16du wp14">
   <w:body>
-    <w:p>
-      <w:pPr>
-        <w:jc w:val="center"/>
-        <w:rPr>
-          <w:b/>
-          <w:bCs/>
-          <w:sz w:val="56"/>
-          <w:szCs w:val="56"/>
-          <w:lang w:bidi="ur-PK"/>
-        </w:rPr>
-      </w:pPr>
-      <w:r>
-        <w:rPr>
-          <w:rFonts w:hint="cs"/>
-          <w:b/>
-          <w:bCs/>
-          <w:sz w:val="56"/>
-          <w:szCs w:val="56"/>
-          <w:rtl/>
-          <w:lang w:bidi="ur-PK"/>
-        </w:rPr>
-        <w:t>گورنمنٹ ہائی اسکول</w:t>
-      </w:r>
-    </w:p>
-    <w:p>
-      <w:pPr>
-        <w:jc w:val="center"/>
-        <w:rPr>
-          <w:sz w:val="40"/>
-          <w:szCs w:val="40"/>
-          <w:u w:val="single"/>
-          <w:lang w:bidi="ur-PK"/>
-        </w:rPr>
-      </w:pPr>
-      <w:r>
-        <w:rPr>
-          <w:rFonts w:hint="cs"/>
-          <w:sz w:val="40"/>
-          <w:szCs w:val="40"/>
-          <w:u w:val="single"/>
-          <w:rtl/>
-          <w:lang w:bidi="ur-PK"/>
-        </w:rPr>
-        <w:t>سندھی جماعت کوپریٹوہاؤسنگ سوسائٹی</w:t>
-      </w:r>
-    </w:p>
-    <w:p>
-      <w:pPr>
-        <w:jc w:val="center"/>
-        <w:rPr>
-          <w:lang w:bidi="ur-PK"/>
-        </w:rPr>
-      </w:pPr>
-      <w:r>
-        <w:rPr>
-          <w:rFonts w:hint="cs"/>
-          <w:sz w:val="36"/>
-          <w:szCs w:val="36"/>
-          <w:u w:val="single"/>
-          <w:rtl/>
-          <w:lang w:bidi="ur-PK"/>
-        </w:rPr>
-        <w:t>سالانہ امتحانات 24-25</w:t>
-      </w:r>
-    </w:p>
     <w:tbl>
       <w:tblPr>
         <w:tblStyle w:val="TableGrid"/>
@@ -74,7 +9,7 @@
         <w:tblBorders>
           <w:top w:val="none" w:sz="0" w:space="0" w:color="auto"/>
           <w:left w:val="none" w:sz="0" w:space="0" w:color="auto"/>
-          <w:bottom w:val="none" w:sz="0" w:space="0" w:color="auto"/>
+          <w:bottom w:val="double" w:sz="12" w:space="0" w:color="auto"/>
           <w:right w:val="none" w:sz="0" w:space="0" w:color="auto"/>
           <w:insideH w:val="none" w:sz="0" w:space="0" w:color="auto"/>
           <w:insideV w:val="none" w:sz="0" w:space="0" w:color="auto"/>
@@ -82,53 +17,178 @@
         <w:tblLook w:val="04A0" w:firstRow="1" w:lastRow="0" w:firstColumn="1" w:lastColumn="0" w:noHBand="0" w:noVBand="1"/>
       </w:tblPr>
       <w:tblGrid>
-        <w:gridCol w:w="4675"/>
-        <w:gridCol w:w="4675"/>
+        <w:gridCol w:w="2533"/>
+        <w:gridCol w:w="3200"/>
+        <w:gridCol w:w="3627"/>
       </w:tblGrid>
       <w:tr>
         <w:tc>
           <w:tcPr>
-            <w:tcW w:w="4675" w:type="dxa"/>
-          </w:tcPr>
-          <w:p>
-            <w:pPr>
-              <w:rPr>
-                <w:sz w:val="32"/>
-                <w:szCs w:val="32"/>
-                <w:rtl/>
-                <w:lang w:bidi="ur-PK"/>
-              </w:rPr>
-            </w:pPr>
-            <w:r>
-              <w:rPr>
-                <w:rFonts w:hint="cs"/>
-                <w:sz w:val="32"/>
-                <w:szCs w:val="32"/>
-                <w:rtl/>
-                <w:lang w:bidi="ur-PK"/>
-              </w:rPr>
-              <w:t>کل نمبر: 50</w:t>
-            </w:r>
-          </w:p>
-        </w:tc>
-        <w:tc>
-          <w:tcPr>
-            <w:tcW w:w="4675" w:type="dxa"/>
-          </w:tcPr>
-          <w:p>
-            <w:pPr>
-              <w:jc w:val="right"/>
-              <w:rPr>
-                <w:sz w:val="32"/>
-                <w:szCs w:val="32"/>
-                <w:lang w:bidi="ur-PK"/>
-              </w:rPr>
-            </w:pPr>
-            <w:r>
-              <w:rPr>
-                <w:rFonts w:hint="cs"/>
-                <w:sz w:val="32"/>
-                <w:szCs w:val="32"/>
+            <w:tcW w:w="10800" w:type="dxa"/>
+            <w:gridSpan w:val="3"/>
+          </w:tcPr>
+          <w:p>
+            <w:pPr>
+              <w:jc w:val="center"/>
+              <w:rPr>
+                <w:b/>
+                <w:bCs/>
+                <w:sz w:val="52"/>
+                <w:szCs w:val="52"/>
+                <w:lang w:bidi="ur-PK"/>
+              </w:rPr>
+            </w:pPr>
+            <w:r>
+              <w:rPr>
+                <w:rFonts w:hint="cs"/>
+                <w:b/>
+                <w:bCs/>
+                <w:sz w:val="52"/>
+                <w:szCs w:val="52"/>
+                <w:rtl/>
+                <w:lang w:bidi="ur-PK"/>
+              </w:rPr>
+              <w:t>گورنمنٹ ہائی اسکول</w:t>
+            </w:r>
+          </w:p>
+        </w:tc>
+      </w:tr>
+      <w:tr>
+        <w:tc>
+          <w:tcPr>
+            <w:tcW w:w="10800" w:type="dxa"/>
+            <w:gridSpan w:val="3"/>
+          </w:tcPr>
+          <w:p>
+            <w:pPr>
+              <w:jc w:val="center"/>
+              <w:rPr>
+                <w:sz w:val="36"/>
+                <w:szCs w:val="36"/>
+                <w:u w:val="single"/>
+                <w:lang w:bidi="ur-PK"/>
+              </w:rPr>
+            </w:pPr>
+            <w:r>
+              <w:rPr>
+                <w:rFonts w:hint="cs"/>
+                <w:sz w:val="36"/>
+                <w:szCs w:val="36"/>
+                <w:u w:val="single"/>
+                <w:rtl/>
+                <w:lang w:bidi="ur-PK"/>
+              </w:rPr>
+              <w:t>سندھی جماعت کوپریٹوہاؤسنگ سوسائٹی</w:t>
+            </w:r>
+          </w:p>
+        </w:tc>
+      </w:tr>
+      <w:tr>
+        <w:tc>
+          <w:tcPr>
+            <w:tcW w:w="10800" w:type="dxa"/>
+            <w:gridSpan w:val="3"/>
+          </w:tcPr>
+          <w:p>
+            <w:pPr>
+              <w:jc w:val="center"/>
+              <w:rPr>
+                <w:lang w:bidi="ur-PK"/>
+              </w:rPr>
+            </w:pPr>
+            <w:r>
+              <w:rPr>
+                <w:rFonts w:hint="cs"/>
+                <w:sz w:val="36"/>
+                <w:szCs w:val="36"/>
+                <w:u w:val="single"/>
+                <w:rtl/>
+                <w:lang w:bidi="ur-PK"/>
+              </w:rPr>
+              <w:t>سالانہ امتحانات 24-25</w:t>
+            </w:r>
+          </w:p>
+        </w:tc>
+      </w:tr>
+      <w:tr>
+        <w:tc>
+          <w:tcPr>
+            <w:tcW w:w="2970" w:type="dxa"/>
+          </w:tcPr>
+          <w:p>
+            <w:pPr>
+              <w:jc w:val="right"/>
+              <w:rPr>
+                <w:sz w:val="28"/>
+                <w:szCs w:val="28"/>
+                <w:lang w:bidi="ur-PK"/>
+              </w:rPr>
+            </w:pPr>
+            <w:r>
+              <w:rPr>
+                <w:rFonts w:hint="cs"/>
+                <w:sz w:val="28"/>
+                <w:szCs w:val="28"/>
+                <w:rtl/>
+                <w:lang w:bidi="ur-PK"/>
+              </w:rPr>
+              <w:t>کل نمبر: 75</w:t>
+            </w:r>
+          </w:p>
+        </w:tc>
+        <w:tc>
+          <w:tcPr>
+            <w:tcW w:w="3915" w:type="dxa"/>
+          </w:tcPr>
+          <w:p>
+            <w:pPr>
+              <w:jc w:val="right"/>
+              <w:rPr>
+                <w:sz w:val="28"/>
+                <w:szCs w:val="28"/>
+                <w:lang w:bidi="ur-PK"/>
+              </w:rPr>
+            </w:pPr>
+            <w:r>
+              <w:rPr>
+                <w:rFonts w:hint="cs"/>
+                <w:sz w:val="28"/>
+                <w:szCs w:val="28"/>
+                <w:rtl/>
+                <w:lang w:bidi="ur-PK"/>
+              </w:rPr>
+              <w:t xml:space="preserve">جماعت: </w:t>
+            </w:r>
+            <w:r>
+              <w:rPr>
+                <w:rFonts w:hint="cs"/>
+                <w:sz w:val="28"/>
+                <w:szCs w:val="28"/>
+                <w:rtl/>
+                <w:lang w:bidi="ur-PK"/>
+              </w:rPr>
+              <w:t>اول</w:t>
+            </w:r>
+          </w:p>
+        </w:tc>
+        <w:tc>
+          <w:tcPr>
+            <w:tcW w:w="3915" w:type="dxa"/>
+          </w:tcPr>
+          <w:p>
+            <w:pPr>
+              <w:jc w:val="right"/>
+              <w:rPr>
+                <w:sz w:val="28"/>
+                <w:szCs w:val="28"/>
+                <w:lang w:bidi="ur-PK"/>
+              </w:rPr>
+            </w:pPr>
+            <w:r>
+              <w:rPr>
+                <w:rFonts w:hint="cs"/>
+                <w:sz w:val="28"/>
+                <w:szCs w:val="28"/>
                 <w:rtl/>
                 <w:lang w:bidi="ur-PK"/>
               </w:rPr>
@@ -140,46 +200,72 @@
       <w:tr>
         <w:tc>
           <w:tcPr>
-            <w:tcW w:w="4675" w:type="dxa"/>
-          </w:tcPr>
-          <w:p>
-            <w:pPr>
-              <w:rPr>
-                <w:sz w:val="32"/>
-                <w:szCs w:val="32"/>
-                <w:lang w:bidi="ur-PK"/>
-              </w:rPr>
-            </w:pPr>
-            <w:r>
-              <w:rPr>
-                <w:rFonts w:hint="cs"/>
-                <w:sz w:val="32"/>
-                <w:szCs w:val="32"/>
-                <w:rtl/>
-                <w:lang w:bidi="ur-PK"/>
-              </w:rPr>
-              <w:t>پرچہ: اردو</w:t>
-            </w:r>
-          </w:p>
-        </w:tc>
-        <w:tc>
-          <w:tcPr>
-            <w:tcW w:w="4675" w:type="dxa"/>
-          </w:tcPr>
-          <w:p>
-            <w:pPr>
-              <w:jc w:val="right"/>
-              <w:rPr>
-                <w:sz w:val="32"/>
-                <w:szCs w:val="32"/>
-                <w:lang w:bidi="ur-PK"/>
-              </w:rPr>
-            </w:pPr>
-            <w:r>
-              <w:rPr>
-                <w:rFonts w:hint="cs"/>
-                <w:sz w:val="32"/>
-                <w:szCs w:val="32"/>
+            <w:tcW w:w="2970" w:type="dxa"/>
+          </w:tcPr>
+          <w:p>
+            <w:pPr>
+              <w:jc w:val="right"/>
+              <w:rPr>
+                <w:sz w:val="28"/>
+                <w:szCs w:val="28"/>
+                <w:lang w:bidi="ur-PK"/>
+              </w:rPr>
+            </w:pPr>
+            <w:r>
+              <w:rPr>
+                <w:rFonts w:hint="cs"/>
+                <w:sz w:val="28"/>
+                <w:szCs w:val="28"/>
+                <w:rtl/>
+                <w:lang w:bidi="ur-PK"/>
+              </w:rPr>
+              <w:t>پرچہ:ا</w:t>
+            </w:r>
+            <w:r>
+              <w:rPr>
+                <w:rFonts w:hint="cs"/>
+                <w:sz w:val="28"/>
+                <w:szCs w:val="28"/>
+                <w:rtl/>
+                <w:lang w:bidi="ur-PK"/>
+              </w:rPr>
+              <w:t>ردو</w:t>
+            </w:r>
+          </w:p>
+        </w:tc>
+        <w:tc>
+          <w:tcPr>
+            <w:tcW w:w="3915" w:type="dxa"/>
+          </w:tcPr>
+          <w:p>
+            <w:pPr>
+              <w:jc w:val="right"/>
+              <w:rPr>
+                <w:sz w:val="28"/>
+                <w:szCs w:val="28"/>
+                <w:lang w:bidi="ur-PK"/>
+              </w:rPr>
+            </w:pPr>
+          </w:p>
+        </w:tc>
+        <w:tc>
+          <w:tcPr>
+            <w:tcW w:w="3915" w:type="dxa"/>
+          </w:tcPr>
+          <w:p>
+            <w:pPr>
+              <w:jc w:val="right"/>
+              <w:rPr>
+                <w:sz w:val="28"/>
+                <w:szCs w:val="28"/>
+                <w:lang w:bidi="ur-PK"/>
+              </w:rPr>
+            </w:pPr>
+            <w:r>
+              <w:rPr>
+                <w:rFonts w:hint="cs"/>
+                <w:sz w:val="28"/>
+                <w:szCs w:val="28"/>
                 <w:rtl/>
                 <w:lang w:bidi="ur-PK"/>
               </w:rPr>
@@ -191,77 +277,82 @@
       <w:tr>
         <w:tc>
           <w:tcPr>
-            <w:tcW w:w="4675" w:type="dxa"/>
-          </w:tcPr>
-          <w:p>
-            <w:pPr>
-              <w:rPr>
-                <w:sz w:val="32"/>
-                <w:szCs w:val="32"/>
-                <w:rtl/>
-                <w:lang w:bidi="ur-PK"/>
-              </w:rPr>
-            </w:pPr>
-            <w:r>
-              <w:rPr>
-                <w:rFonts w:hint="cs"/>
-                <w:sz w:val="32"/>
-                <w:szCs w:val="32"/>
-                <w:rtl/>
-                <w:lang w:bidi="ur-PK"/>
-              </w:rPr>
-              <w:t>جماعت: اول</w:t>
-            </w:r>
-          </w:p>
-        </w:tc>
-        <w:tc>
-          <w:tcPr>
-            <w:tcW w:w="4675" w:type="dxa"/>
-          </w:tcPr>
-          <w:p>
-            <w:pPr>
-              <w:jc w:val="right"/>
-              <w:rPr>
-                <w:sz w:val="32"/>
-                <w:szCs w:val="32"/>
-                <w:rtl/>
-                <w:lang w:bidi="ur-PK"/>
-              </w:rPr>
-            </w:pPr>
-            <w:r>
-              <w:rPr>
-                <w:rFonts w:hint="cs"/>
-                <w:sz w:val="32"/>
-                <w:szCs w:val="32"/>
-                <w:rtl/>
-                <w:lang w:bidi="ur-PK"/>
-              </w:rPr>
-              <w:t>وقت: 3 گھنٹے</w:t>
+            <w:tcW w:w="2970" w:type="dxa"/>
+          </w:tcPr>
+          <w:p>
+            <w:pPr>
+              <w:jc w:val="right"/>
+              <w:rPr>
+                <w:sz w:val="28"/>
+                <w:szCs w:val="28"/>
+                <w:lang w:bidi="ur-PK"/>
+              </w:rPr>
+            </w:pPr>
+            <w:r>
+              <w:rPr>
+                <w:rFonts w:hint="cs"/>
+                <w:sz w:val="28"/>
+                <w:szCs w:val="28"/>
+                <w:rtl/>
+                <w:lang w:bidi="ur-PK"/>
+              </w:rPr>
+              <w:t>حاصل کردہ نمبر:</w:t>
+            </w:r>
+          </w:p>
+        </w:tc>
+        <w:tc>
+          <w:tcPr>
+            <w:tcW w:w="3915" w:type="dxa"/>
+          </w:tcPr>
+          <w:p>
+            <w:pPr>
+              <w:jc w:val="right"/>
+              <w:rPr>
+                <w:sz w:val="28"/>
+                <w:szCs w:val="28"/>
+                <w:rtl/>
+                <w:lang w:bidi="ur-PK"/>
+              </w:rPr>
+            </w:pPr>
+            <w:r>
+              <w:rPr>
+                <w:rFonts w:hint="cs"/>
+                <w:sz w:val="28"/>
+                <w:szCs w:val="28"/>
+                <w:rtl/>
+                <w:lang w:bidi="ur-PK"/>
+              </w:rPr>
+              <w:t>دستخط:</w:t>
+            </w:r>
+          </w:p>
+        </w:tc>
+        <w:tc>
+          <w:tcPr>
+            <w:tcW w:w="3915" w:type="dxa"/>
+          </w:tcPr>
+          <w:p>
+            <w:pPr>
+              <w:jc w:val="right"/>
+              <w:rPr>
+                <w:sz w:val="28"/>
+                <w:szCs w:val="28"/>
+                <w:rtl/>
+                <w:lang w:bidi="ur-PK"/>
+              </w:rPr>
+            </w:pPr>
+            <w:r>
+              <w:rPr>
+                <w:sz w:val="28"/>
+                <w:szCs w:val="28"/>
+                <w:lang w:bidi="ur-PK"/>
+              </w:rPr>
+              <w:t>GR No: __________________</w:t>
             </w:r>
           </w:p>
         </w:tc>
       </w:tr>
     </w:tbl>
-    <w:p>
-      <w:pPr>
-        <w:rPr>
-          <w:sz w:val="32"/>
-          <w:szCs w:val="32"/>
-          <w:rtl/>
-          <w:lang w:bidi="ur-PK"/>
-        </w:rPr>
-      </w:pPr>
-      <w:r>
-        <w:rPr>
-          <w:rFonts w:hint="cs"/>
-          <w:sz w:val="32"/>
-          <w:szCs w:val="32"/>
-          <w:rtl/>
-          <w:lang w:bidi="ur-PK"/>
-        </w:rPr>
-        <w:t>دستخط: ــــــــــــــــــ</w:t>
-      </w:r>
-    </w:p>
+    <w:p/>
     <w:p>
       <w:pPr>
         <w:jc w:val="right"/>
@@ -344,16 +435,16 @@
             <w:pPr>
               <w:jc w:val="right"/>
               <w:rPr>
-                <w:sz w:val="24"/>
-                <w:szCs w:val="24"/>
-                <w:lang w:bidi="ur-PK"/>
-              </w:rPr>
-            </w:pPr>
-            <w:r>
-              <w:rPr>
-                <w:rFonts w:hint="cs"/>
-                <w:sz w:val="24"/>
-                <w:szCs w:val="24"/>
+                <w:sz w:val="28"/>
+                <w:szCs w:val="28"/>
+                <w:lang w:bidi="ur-PK"/>
+              </w:rPr>
+            </w:pPr>
+            <w:r>
+              <w:rPr>
+                <w:rFonts w:hint="cs"/>
+                <w:sz w:val="28"/>
+                <w:szCs w:val="28"/>
                 <w:rtl/>
                 <w:lang w:bidi="ur-PK"/>
               </w:rPr>
@@ -371,12 +462,16 @@
             <w:pPr>
               <w:jc w:val="right"/>
               <w:rPr>
-                <w:lang w:bidi="ur-PK"/>
-              </w:rPr>
-            </w:pPr>
-            <w:r>
-              <w:rPr>
-                <w:rFonts w:hint="cs"/>
+                <w:sz w:val="28"/>
+                <w:szCs w:val="28"/>
+                <w:lang w:bidi="ur-PK"/>
+              </w:rPr>
+            </w:pPr>
+            <w:r>
+              <w:rPr>
+                <w:rFonts w:hint="cs"/>
+                <w:sz w:val="28"/>
+                <w:szCs w:val="28"/>
                 <w:rtl/>
                 <w:lang w:bidi="ur-PK"/>
               </w:rPr>
@@ -392,12 +487,16 @@
             <w:pPr>
               <w:jc w:val="right"/>
               <w:rPr>
-                <w:lang w:bidi="ur-PK"/>
-              </w:rPr>
-            </w:pPr>
-            <w:r>
-              <w:rPr>
-                <w:rFonts w:hint="cs"/>
+                <w:sz w:val="28"/>
+                <w:szCs w:val="28"/>
+                <w:lang w:bidi="ur-PK"/>
+              </w:rPr>
+            </w:pPr>
+            <w:r>
+              <w:rPr>
+                <w:rFonts w:hint="cs"/>
+                <w:sz w:val="28"/>
+                <w:szCs w:val="28"/>
                 <w:rtl/>
                 <w:lang w:bidi="ur-PK"/>
               </w:rPr>
@@ -413,17 +512,17 @@
             <w:pPr>
               <w:jc w:val="right"/>
               <w:rPr>
-                <w:sz w:val="24"/>
-                <w:szCs w:val="24"/>
-                <w:rtl/>
-                <w:lang w:bidi="ur-PK"/>
-              </w:rPr>
-            </w:pPr>
-            <w:r>
-              <w:rPr>
-                <w:rFonts w:hint="cs"/>
-                <w:sz w:val="24"/>
-                <w:szCs w:val="24"/>
+                <w:sz w:val="28"/>
+                <w:szCs w:val="28"/>
+                <w:rtl/>
+                <w:lang w:bidi="ur-PK"/>
+              </w:rPr>
+            </w:pPr>
+            <w:r>
+              <w:rPr>
+                <w:rFonts w:hint="cs"/>
+                <w:sz w:val="28"/>
+                <w:szCs w:val="28"/>
                 <w:rtl/>
                 <w:lang w:bidi="ur-PK"/>
               </w:rPr>
@@ -442,8 +541,8 @@
             <w:pPr>
               <w:jc w:val="right"/>
               <w:rPr>
-                <w:sz w:val="24"/>
-                <w:szCs w:val="24"/>
+                <w:sz w:val="28"/>
+                <w:szCs w:val="28"/>
                 <w:lang w:bidi="ur-PK"/>
               </w:rPr>
             </w:pPr>
@@ -460,16 +559,16 @@
             <w:pPr>
               <w:jc w:val="right"/>
               <w:rPr>
-                <w:sz w:val="24"/>
-                <w:szCs w:val="24"/>
-                <w:lang w:bidi="ur-PK"/>
-              </w:rPr>
-            </w:pPr>
-            <w:r>
-              <w:rPr>
-                <w:rFonts w:hint="cs"/>
-                <w:sz w:val="24"/>
-                <w:szCs w:val="24"/>
+                <w:sz w:val="28"/>
+                <w:szCs w:val="28"/>
+                <w:lang w:bidi="ur-PK"/>
+              </w:rPr>
+            </w:pPr>
+            <w:r>
+              <w:rPr>
+                <w:rFonts w:hint="cs"/>
+                <w:sz w:val="28"/>
+                <w:szCs w:val="28"/>
                 <w:rtl/>
                 <w:lang w:bidi="ur-PK"/>
               </w:rPr>
@@ -487,12 +586,16 @@
             <w:pPr>
               <w:jc w:val="right"/>
               <w:rPr>
-                <w:lang w:bidi="ur-PK"/>
-              </w:rPr>
-            </w:pPr>
-            <w:r>
-              <w:rPr>
-                <w:rFonts w:hint="cs"/>
+                <w:sz w:val="28"/>
+                <w:szCs w:val="28"/>
+                <w:lang w:bidi="ur-PK"/>
+              </w:rPr>
+            </w:pPr>
+            <w:r>
+              <w:rPr>
+                <w:rFonts w:hint="cs"/>
+                <w:sz w:val="28"/>
+                <w:szCs w:val="28"/>
                 <w:rtl/>
                 <w:lang w:bidi="ur-PK"/>
               </w:rPr>
@@ -508,12 +611,16 @@
             <w:pPr>
               <w:jc w:val="right"/>
               <w:rPr>
-                <w:lang w:bidi="ur-PK"/>
-              </w:rPr>
-            </w:pPr>
-            <w:r>
-              <w:rPr>
-                <w:rFonts w:hint="cs"/>
+                <w:sz w:val="28"/>
+                <w:szCs w:val="28"/>
+                <w:lang w:bidi="ur-PK"/>
+              </w:rPr>
+            </w:pPr>
+            <w:r>
+              <w:rPr>
+                <w:rFonts w:hint="cs"/>
+                <w:sz w:val="28"/>
+                <w:szCs w:val="28"/>
                 <w:rtl/>
                 <w:lang w:bidi="ur-PK"/>
               </w:rPr>
@@ -529,16 +636,16 @@
             <w:pPr>
               <w:jc w:val="right"/>
               <w:rPr>
-                <w:sz w:val="24"/>
-                <w:szCs w:val="24"/>
-                <w:lang w:bidi="ur-PK"/>
-              </w:rPr>
-            </w:pPr>
-            <w:r>
-              <w:rPr>
-                <w:rFonts w:hint="cs"/>
-                <w:sz w:val="24"/>
-                <w:szCs w:val="24"/>
+                <w:sz w:val="28"/>
+                <w:szCs w:val="28"/>
+                <w:lang w:bidi="ur-PK"/>
+              </w:rPr>
+            </w:pPr>
+            <w:r>
+              <w:rPr>
+                <w:rFonts w:hint="cs"/>
+                <w:sz w:val="28"/>
+                <w:szCs w:val="28"/>
                 <w:rtl/>
                 <w:lang w:bidi="ur-PK"/>
               </w:rPr>
@@ -557,8 +664,8 @@
             <w:pPr>
               <w:jc w:val="right"/>
               <w:rPr>
-                <w:sz w:val="24"/>
-                <w:szCs w:val="24"/>
+                <w:sz w:val="28"/>
+                <w:szCs w:val="28"/>
                 <w:lang w:bidi="ur-PK"/>
               </w:rPr>
             </w:pPr>
@@ -575,16 +682,16 @@
             <w:pPr>
               <w:jc w:val="right"/>
               <w:rPr>
-                <w:sz w:val="24"/>
-                <w:szCs w:val="24"/>
-                <w:lang w:bidi="ur-PK"/>
-              </w:rPr>
-            </w:pPr>
-            <w:r>
-              <w:rPr>
-                <w:rFonts w:hint="cs"/>
-                <w:sz w:val="24"/>
-                <w:szCs w:val="24"/>
+                <w:sz w:val="28"/>
+                <w:szCs w:val="28"/>
+                <w:lang w:bidi="ur-PK"/>
+              </w:rPr>
+            </w:pPr>
+            <w:r>
+              <w:rPr>
+                <w:rFonts w:hint="cs"/>
+                <w:sz w:val="28"/>
+                <w:szCs w:val="28"/>
                 <w:rtl/>
                 <w:lang w:bidi="ur-PK"/>
               </w:rPr>
@@ -602,12 +709,16 @@
             <w:pPr>
               <w:jc w:val="right"/>
               <w:rPr>
-                <w:lang w:bidi="ur-PK"/>
-              </w:rPr>
-            </w:pPr>
-            <w:r>
-              <w:rPr>
-                <w:rFonts w:hint="cs"/>
+                <w:sz w:val="28"/>
+                <w:szCs w:val="28"/>
+                <w:lang w:bidi="ur-PK"/>
+              </w:rPr>
+            </w:pPr>
+            <w:r>
+              <w:rPr>
+                <w:rFonts w:hint="cs"/>
+                <w:sz w:val="28"/>
+                <w:szCs w:val="28"/>
                 <w:rtl/>
                 <w:lang w:bidi="ur-PK"/>
               </w:rPr>
@@ -623,12 +734,16 @@
             <w:pPr>
               <w:jc w:val="right"/>
               <w:rPr>
-                <w:lang w:bidi="ur-PK"/>
-              </w:rPr>
-            </w:pPr>
-            <w:r>
-              <w:rPr>
-                <w:rFonts w:hint="cs"/>
+                <w:sz w:val="28"/>
+                <w:szCs w:val="28"/>
+                <w:lang w:bidi="ur-PK"/>
+              </w:rPr>
+            </w:pPr>
+            <w:r>
+              <w:rPr>
+                <w:rFonts w:hint="cs"/>
+                <w:sz w:val="28"/>
+                <w:szCs w:val="28"/>
                 <w:rtl/>
                 <w:lang w:bidi="ur-PK"/>
               </w:rPr>
@@ -644,16 +759,16 @@
             <w:pPr>
               <w:jc w:val="right"/>
               <w:rPr>
-                <w:sz w:val="24"/>
-                <w:szCs w:val="24"/>
-                <w:lang w:bidi="ur-PK"/>
-              </w:rPr>
-            </w:pPr>
-            <w:r>
-              <w:rPr>
-                <w:rFonts w:hint="cs"/>
-                <w:sz w:val="24"/>
-                <w:szCs w:val="24"/>
+                <w:sz w:val="28"/>
+                <w:szCs w:val="28"/>
+                <w:lang w:bidi="ur-PK"/>
+              </w:rPr>
+            </w:pPr>
+            <w:r>
+              <w:rPr>
+                <w:rFonts w:hint="cs"/>
+                <w:sz w:val="28"/>
+                <w:szCs w:val="28"/>
                 <w:rtl/>
                 <w:lang w:bidi="ur-PK"/>
               </w:rPr>
@@ -672,8 +787,8 @@
             <w:pPr>
               <w:jc w:val="right"/>
               <w:rPr>
-                <w:sz w:val="24"/>
-                <w:szCs w:val="24"/>
+                <w:sz w:val="28"/>
+                <w:szCs w:val="28"/>
                 <w:lang w:bidi="ur-PK"/>
               </w:rPr>
             </w:pPr>
@@ -690,16 +805,16 @@
             <w:pPr>
               <w:jc w:val="right"/>
               <w:rPr>
-                <w:sz w:val="24"/>
-                <w:szCs w:val="24"/>
-                <w:lang w:bidi="ur-PK"/>
-              </w:rPr>
-            </w:pPr>
-            <w:r>
-              <w:rPr>
-                <w:rFonts w:hint="cs"/>
-                <w:sz w:val="24"/>
-                <w:szCs w:val="24"/>
+                <w:sz w:val="28"/>
+                <w:szCs w:val="28"/>
+                <w:lang w:bidi="ur-PK"/>
+              </w:rPr>
+            </w:pPr>
+            <w:r>
+              <w:rPr>
+                <w:rFonts w:hint="cs"/>
+                <w:sz w:val="28"/>
+                <w:szCs w:val="28"/>
                 <w:rtl/>
                 <w:lang w:bidi="ur-PK"/>
               </w:rPr>
@@ -717,12 +832,16 @@
             <w:pPr>
               <w:jc w:val="right"/>
               <w:rPr>
-                <w:lang w:bidi="ur-PK"/>
-              </w:rPr>
-            </w:pPr>
-            <w:r>
-              <w:rPr>
-                <w:rFonts w:hint="cs"/>
+                <w:sz w:val="28"/>
+                <w:szCs w:val="28"/>
+                <w:lang w:bidi="ur-PK"/>
+              </w:rPr>
+            </w:pPr>
+            <w:r>
+              <w:rPr>
+                <w:rFonts w:hint="cs"/>
+                <w:sz w:val="28"/>
+                <w:szCs w:val="28"/>
                 <w:rtl/>
                 <w:lang w:bidi="ur-PK"/>
               </w:rPr>
@@ -731,6 +850,8 @@
             <w:r>
               <w:rPr>
                 <w:rFonts w:hint="cs"/>
+                <w:sz w:val="28"/>
+                <w:szCs w:val="28"/>
                 <w:rtl/>
                 <w:lang w:bidi="ur-PK"/>
               </w:rPr>
@@ -746,12 +867,16 @@
             <w:pPr>
               <w:jc w:val="right"/>
               <w:rPr>
-                <w:lang w:bidi="ur-PK"/>
-              </w:rPr>
-            </w:pPr>
-            <w:r>
-              <w:rPr>
-                <w:rFonts w:hint="cs"/>
+                <w:sz w:val="28"/>
+                <w:szCs w:val="28"/>
+                <w:lang w:bidi="ur-PK"/>
+              </w:rPr>
+            </w:pPr>
+            <w:r>
+              <w:rPr>
+                <w:rFonts w:hint="cs"/>
+                <w:sz w:val="28"/>
+                <w:szCs w:val="28"/>
                 <w:rtl/>
                 <w:lang w:bidi="ur-PK"/>
               </w:rPr>
@@ -760,6 +885,8 @@
             <w:r>
               <w:rPr>
                 <w:rFonts w:hint="cs"/>
+                <w:sz w:val="28"/>
+                <w:szCs w:val="28"/>
                 <w:rtl/>
                 <w:lang w:bidi="ur-PK"/>
               </w:rPr>
@@ -775,16 +902,16 @@
             <w:pPr>
               <w:jc w:val="right"/>
               <w:rPr>
-                <w:sz w:val="24"/>
-                <w:szCs w:val="24"/>
-                <w:lang w:bidi="ur-PK"/>
-              </w:rPr>
-            </w:pPr>
-            <w:r>
-              <w:rPr>
-                <w:rFonts w:hint="cs"/>
-                <w:sz w:val="24"/>
-                <w:szCs w:val="24"/>
+                <w:sz w:val="28"/>
+                <w:szCs w:val="28"/>
+                <w:lang w:bidi="ur-PK"/>
+              </w:rPr>
+            </w:pPr>
+            <w:r>
+              <w:rPr>
+                <w:rFonts w:hint="cs"/>
+                <w:sz w:val="28"/>
+                <w:szCs w:val="28"/>
                 <w:rtl/>
                 <w:lang w:bidi="ur-PK"/>
               </w:rPr>
@@ -793,8 +920,8 @@
             <w:r>
               <w:rPr>
                 <w:rFonts w:hint="cs"/>
-                <w:sz w:val="24"/>
-                <w:szCs w:val="24"/>
+                <w:sz w:val="28"/>
+                <w:szCs w:val="28"/>
                 <w:rtl/>
                 <w:lang w:bidi="ur-PK"/>
               </w:rPr>
@@ -813,8 +940,8 @@
             <w:pPr>
               <w:jc w:val="right"/>
               <w:rPr>
-                <w:sz w:val="24"/>
-                <w:szCs w:val="24"/>
+                <w:sz w:val="28"/>
+                <w:szCs w:val="28"/>
                 <w:lang w:bidi="ur-PK"/>
               </w:rPr>
             </w:pPr>
@@ -831,16 +958,16 @@
             <w:pPr>
               <w:jc w:val="right"/>
               <w:rPr>
-                <w:sz w:val="24"/>
-                <w:szCs w:val="24"/>
-                <w:lang w:bidi="ur-PK"/>
-              </w:rPr>
-            </w:pPr>
-            <w:r>
-              <w:rPr>
-                <w:rFonts w:hint="cs"/>
-                <w:sz w:val="24"/>
-                <w:szCs w:val="24"/>
+                <w:sz w:val="28"/>
+                <w:szCs w:val="28"/>
+                <w:lang w:bidi="ur-PK"/>
+              </w:rPr>
+            </w:pPr>
+            <w:r>
+              <w:rPr>
+                <w:rFonts w:hint="cs"/>
+                <w:sz w:val="28"/>
+                <w:szCs w:val="28"/>
                 <w:rtl/>
                 <w:lang w:bidi="ur-PK"/>
               </w:rPr>
@@ -849,8 +976,8 @@
             <w:r>
               <w:rPr>
                 <w:rFonts w:hint="cs"/>
-                <w:sz w:val="24"/>
-                <w:szCs w:val="24"/>
+                <w:sz w:val="28"/>
+                <w:szCs w:val="28"/>
                 <w:rtl/>
                 <w:lang w:bidi="ur-PK"/>
               </w:rPr>
@@ -868,12 +995,16 @@
             <w:pPr>
               <w:jc w:val="right"/>
               <w:rPr>
-                <w:lang w:bidi="ur-PK"/>
-              </w:rPr>
-            </w:pPr>
-            <w:r>
-              <w:rPr>
-                <w:rFonts w:hint="cs"/>
+                <w:sz w:val="28"/>
+                <w:szCs w:val="28"/>
+                <w:lang w:bidi="ur-PK"/>
+              </w:rPr>
+            </w:pPr>
+            <w:r>
+              <w:rPr>
+                <w:rFonts w:hint="cs"/>
+                <w:sz w:val="28"/>
+                <w:szCs w:val="28"/>
                 <w:rtl/>
                 <w:lang w:bidi="ur-PK"/>
               </w:rPr>
@@ -882,6 +1013,8 @@
             <w:r>
               <w:rPr>
                 <w:rFonts w:hint="cs"/>
+                <w:sz w:val="28"/>
+                <w:szCs w:val="28"/>
                 <w:rtl/>
                 <w:lang w:bidi="ur-PK"/>
               </w:rPr>
@@ -897,12 +1030,16 @@
             <w:pPr>
               <w:jc w:val="right"/>
               <w:rPr>
-                <w:lang w:bidi="ur-PK"/>
-              </w:rPr>
-            </w:pPr>
-            <w:r>
-              <w:rPr>
-                <w:rFonts w:hint="cs"/>
+                <w:sz w:val="28"/>
+                <w:szCs w:val="28"/>
+                <w:lang w:bidi="ur-PK"/>
+              </w:rPr>
+            </w:pPr>
+            <w:r>
+              <w:rPr>
+                <w:rFonts w:hint="cs"/>
+                <w:sz w:val="28"/>
+                <w:szCs w:val="28"/>
                 <w:rtl/>
                 <w:lang w:bidi="ur-PK"/>
               </w:rPr>
@@ -911,6 +1048,8 @@
             <w:r>
               <w:rPr>
                 <w:rFonts w:hint="cs"/>
+                <w:sz w:val="28"/>
+                <w:szCs w:val="28"/>
                 <w:rtl/>
                 <w:lang w:bidi="ur-PK"/>
               </w:rPr>
@@ -926,16 +1065,16 @@
             <w:pPr>
               <w:jc w:val="right"/>
               <w:rPr>
-                <w:sz w:val="24"/>
-                <w:szCs w:val="24"/>
-                <w:lang w:bidi="ur-PK"/>
-              </w:rPr>
-            </w:pPr>
-            <w:r>
-              <w:rPr>
-                <w:rFonts w:hint="cs"/>
-                <w:sz w:val="24"/>
-                <w:szCs w:val="24"/>
+                <w:sz w:val="28"/>
+                <w:szCs w:val="28"/>
+                <w:lang w:bidi="ur-PK"/>
+              </w:rPr>
+            </w:pPr>
+            <w:r>
+              <w:rPr>
+                <w:rFonts w:hint="cs"/>
+                <w:sz w:val="28"/>
+                <w:szCs w:val="28"/>
                 <w:rtl/>
                 <w:lang w:bidi="ur-PK"/>
               </w:rPr>
@@ -944,8 +1083,8 @@
             <w:r>
               <w:rPr>
                 <w:rFonts w:hint="cs"/>
-                <w:sz w:val="24"/>
-                <w:szCs w:val="24"/>
+                <w:sz w:val="28"/>
+                <w:szCs w:val="28"/>
                 <w:rtl/>
                 <w:lang w:bidi="ur-PK"/>
               </w:rPr>
@@ -985,175 +1124,253 @@
         <w:t>سوال 2: الفاظ مکمل کریں۔</w:t>
       </w:r>
     </w:p>
-    <w:p>
-      <w:pPr>
-        <w:jc w:val="right"/>
-        <w:rPr>
-          <w:sz w:val="28"/>
-          <w:szCs w:val="28"/>
-          <w:rtl/>
-          <w:lang w:bidi="ur-PK"/>
-        </w:rPr>
-      </w:pPr>
-      <w:r>
-        <w:rPr>
-          <w:rFonts w:hint="cs"/>
-          <w:sz w:val="24"/>
-          <w:szCs w:val="24"/>
-          <w:rtl/>
-          <w:lang w:bidi="ur-PK"/>
-        </w:rPr>
-        <w:t>1- حمزــ</w:t>
-      </w:r>
-    </w:p>
-    <w:p>
-      <w:pPr>
-        <w:jc w:val="right"/>
-        <w:rPr>
-          <w:sz w:val="24"/>
-          <w:szCs w:val="24"/>
-          <w:rtl/>
-          <w:lang w:bidi="ur-PK"/>
-        </w:rPr>
-      </w:pPr>
-      <w:r>
-        <w:rPr>
-          <w:rFonts w:hint="cs"/>
-          <w:sz w:val="24"/>
-          <w:szCs w:val="24"/>
-          <w:rtl/>
-          <w:lang w:bidi="ur-PK"/>
-        </w:rPr>
-        <w:t>2- درـــ ی</w:t>
-      </w:r>
-    </w:p>
-    <w:p>
-      <w:pPr>
-        <w:jc w:val="right"/>
-        <w:rPr>
-          <w:sz w:val="24"/>
-          <w:szCs w:val="24"/>
-          <w:rtl/>
-          <w:lang w:bidi="ur-PK"/>
-        </w:rPr>
-      </w:pPr>
-      <w:r>
-        <w:rPr>
-          <w:rFonts w:hint="cs"/>
-          <w:sz w:val="24"/>
-          <w:szCs w:val="24"/>
-          <w:rtl/>
-          <w:lang w:bidi="ur-PK"/>
-        </w:rPr>
-        <w:t>3- شلوا ــ</w:t>
-      </w:r>
-    </w:p>
-    <w:p>
-      <w:pPr>
-        <w:jc w:val="right"/>
-        <w:rPr>
-          <w:sz w:val="24"/>
-          <w:szCs w:val="24"/>
-          <w:rtl/>
-          <w:lang w:bidi="ur-PK"/>
-        </w:rPr>
-      </w:pPr>
-      <w:r>
-        <w:rPr>
-          <w:rFonts w:hint="cs"/>
-          <w:sz w:val="24"/>
-          <w:szCs w:val="24"/>
-          <w:rtl/>
-          <w:lang w:bidi="ur-PK"/>
-        </w:rPr>
-        <w:t>4- فرــ ک</w:t>
-      </w:r>
-    </w:p>
-    <w:p>
-      <w:pPr>
-        <w:jc w:val="right"/>
-        <w:rPr>
-          <w:sz w:val="24"/>
-          <w:szCs w:val="24"/>
-          <w:rtl/>
-          <w:lang w:bidi="ur-PK"/>
-        </w:rPr>
-      </w:pPr>
-      <w:r>
-        <w:rPr>
-          <w:rFonts w:hint="cs"/>
-          <w:sz w:val="24"/>
-          <w:szCs w:val="24"/>
-          <w:rtl/>
-          <w:lang w:bidi="ur-PK"/>
-        </w:rPr>
-        <w:t>5- کپڑـــــ</w:t>
-      </w:r>
-    </w:p>
-    <w:p>
-      <w:pPr>
-        <w:jc w:val="right"/>
-        <w:rPr>
-          <w:sz w:val="24"/>
-          <w:szCs w:val="24"/>
-          <w:rtl/>
-          <w:lang w:bidi="ur-PK"/>
-        </w:rPr>
-      </w:pPr>
-      <w:r>
-        <w:rPr>
-          <w:rFonts w:hint="cs"/>
-          <w:sz w:val="24"/>
-          <w:szCs w:val="24"/>
-          <w:rtl/>
-          <w:lang w:bidi="ur-PK"/>
-        </w:rPr>
-        <w:t>6- سکو ـــ</w:t>
-      </w:r>
-    </w:p>
-    <w:p>
-      <w:pPr>
-        <w:jc w:val="right"/>
-        <w:rPr>
-          <w:sz w:val="24"/>
-          <w:szCs w:val="24"/>
-          <w:rtl/>
-          <w:lang w:bidi="ur-PK"/>
-        </w:rPr>
-      </w:pPr>
-      <w:r>
-        <w:rPr>
-          <w:rFonts w:hint="cs"/>
-          <w:sz w:val="24"/>
-          <w:szCs w:val="24"/>
-          <w:rtl/>
-          <w:lang w:bidi="ur-PK"/>
-        </w:rPr>
-        <w:t>7- د ــــ ن</w:t>
-      </w:r>
-    </w:p>
-    <w:p>
-      <w:pPr>
-        <w:jc w:val="right"/>
-        <w:rPr>
-          <w:sz w:val="24"/>
-          <w:szCs w:val="24"/>
-          <w:rtl/>
-          <w:lang w:bidi="ur-PK"/>
-        </w:rPr>
-      </w:pPr>
-      <w:r>
-        <w:rPr>
-          <w:rFonts w:hint="cs"/>
-          <w:sz w:val="24"/>
-          <w:szCs w:val="24"/>
-          <w:rtl/>
-          <w:lang w:bidi="ur-PK"/>
-        </w:rPr>
-        <w:lastRenderedPageBreak/>
-        <w:t>8- کو ــــ</w:t>
-      </w:r>
-    </w:p>
+    <w:tbl>
+      <w:tblPr>
+        <w:tblStyle w:val="TableGrid"/>
+        <w:tblW w:w="0" w:type="auto"/>
+        <w:tblBorders>
+          <w:top w:val="none" w:sz="0" w:space="0" w:color="auto"/>
+          <w:left w:val="none" w:sz="0" w:space="0" w:color="auto"/>
+          <w:bottom w:val="none" w:sz="0" w:space="0" w:color="auto"/>
+          <w:right w:val="none" w:sz="0" w:space="0" w:color="auto"/>
+          <w:insideH w:val="none" w:sz="0" w:space="0" w:color="auto"/>
+          <w:insideV w:val="none" w:sz="0" w:space="0" w:color="auto"/>
+        </w:tblBorders>
+        <w:tblLook w:val="04A0" w:firstRow="1" w:lastRow="0" w:firstColumn="1" w:lastColumn="0" w:noHBand="0" w:noVBand="1"/>
+      </w:tblPr>
+      <w:tblGrid>
+        <w:gridCol w:w="4675"/>
+        <w:gridCol w:w="4675"/>
+      </w:tblGrid>
+      <w:tr>
+        <w:trPr>
+          <w:trHeight w:val="720"/>
+        </w:trPr>
+        <w:tc>
+          <w:tcPr>
+            <w:tcW w:w="4675" w:type="dxa"/>
+          </w:tcPr>
+          <w:p>
+            <w:pPr>
+              <w:jc w:val="right"/>
+              <w:rPr>
+                <w:sz w:val="32"/>
+                <w:szCs w:val="32"/>
+                <w:rtl/>
+                <w:lang w:bidi="ur-PK"/>
+              </w:rPr>
+            </w:pPr>
+            <w:r>
+              <w:rPr>
+                <w:rFonts w:hint="cs"/>
+                <w:sz w:val="32"/>
+                <w:szCs w:val="32"/>
+                <w:rtl/>
+                <w:lang w:bidi="ur-PK"/>
+              </w:rPr>
+              <w:t>5- کپڑـــــــــ</w:t>
+            </w:r>
+          </w:p>
+        </w:tc>
+        <w:tc>
+          <w:tcPr>
+            <w:tcW w:w="4675" w:type="dxa"/>
+          </w:tcPr>
+          <w:p>
+            <w:pPr>
+              <w:jc w:val="right"/>
+              <w:rPr>
+                <w:sz w:val="32"/>
+                <w:szCs w:val="32"/>
+                <w:rtl/>
+                <w:lang w:bidi="ur-PK"/>
+              </w:rPr>
+            </w:pPr>
+            <w:r>
+              <w:rPr>
+                <w:rFonts w:hint="cs"/>
+                <w:sz w:val="32"/>
+                <w:szCs w:val="32"/>
+                <w:rtl/>
+                <w:lang w:bidi="ur-PK"/>
+              </w:rPr>
+              <w:t>1- حمزــــــــــ</w:t>
+            </w:r>
+          </w:p>
+        </w:tc>
+      </w:tr>
+      <w:tr>
+        <w:trPr>
+          <w:trHeight w:val="720"/>
+        </w:trPr>
+        <w:tc>
+          <w:tcPr>
+            <w:tcW w:w="4675" w:type="dxa"/>
+          </w:tcPr>
+          <w:p>
+            <w:pPr>
+              <w:jc w:val="right"/>
+              <w:rPr>
+                <w:sz w:val="32"/>
+                <w:szCs w:val="32"/>
+                <w:rtl/>
+                <w:lang w:bidi="ur-PK"/>
+              </w:rPr>
+            </w:pPr>
+            <w:r>
+              <w:rPr>
+                <w:rFonts w:hint="cs"/>
+                <w:sz w:val="32"/>
+                <w:szCs w:val="32"/>
+                <w:rtl/>
+                <w:lang w:bidi="ur-PK"/>
+              </w:rPr>
+              <w:t>6- سکو ـــــــــ</w:t>
+            </w:r>
+          </w:p>
+        </w:tc>
+        <w:tc>
+          <w:tcPr>
+            <w:tcW w:w="4675" w:type="dxa"/>
+          </w:tcPr>
+          <w:p>
+            <w:pPr>
+              <w:jc w:val="right"/>
+              <w:rPr>
+                <w:sz w:val="32"/>
+                <w:szCs w:val="32"/>
+                <w:rtl/>
+                <w:lang w:bidi="ur-PK"/>
+              </w:rPr>
+            </w:pPr>
+            <w:r>
+              <w:rPr>
+                <w:rFonts w:hint="cs"/>
+                <w:sz w:val="32"/>
+                <w:szCs w:val="32"/>
+                <w:rtl/>
+                <w:lang w:bidi="ur-PK"/>
+              </w:rPr>
+              <w:t>2- درـــــــــــ ی</w:t>
+            </w:r>
+          </w:p>
+        </w:tc>
+      </w:tr>
+      <w:tr>
+        <w:trPr>
+          <w:trHeight w:val="720"/>
+        </w:trPr>
+        <w:tc>
+          <w:tcPr>
+            <w:tcW w:w="4675" w:type="dxa"/>
+          </w:tcPr>
+          <w:p>
+            <w:pPr>
+              <w:jc w:val="right"/>
+              <w:rPr>
+                <w:sz w:val="32"/>
+                <w:szCs w:val="32"/>
+                <w:rtl/>
+                <w:lang w:bidi="ur-PK"/>
+              </w:rPr>
+            </w:pPr>
+            <w:r>
+              <w:rPr>
+                <w:rFonts w:hint="cs"/>
+                <w:sz w:val="32"/>
+                <w:szCs w:val="32"/>
+                <w:rtl/>
+                <w:lang w:bidi="ur-PK"/>
+              </w:rPr>
+              <w:t>7- د ــــــــــ ن</w:t>
+            </w:r>
+          </w:p>
+        </w:tc>
+        <w:tc>
+          <w:tcPr>
+            <w:tcW w:w="4675" w:type="dxa"/>
+          </w:tcPr>
+          <w:p>
+            <w:pPr>
+              <w:jc w:val="right"/>
+              <w:rPr>
+                <w:sz w:val="32"/>
+                <w:szCs w:val="32"/>
+                <w:rtl/>
+                <w:lang w:bidi="ur-PK"/>
+              </w:rPr>
+            </w:pPr>
+            <w:r>
+              <w:rPr>
+                <w:rFonts w:hint="cs"/>
+                <w:sz w:val="32"/>
+                <w:szCs w:val="32"/>
+                <w:rtl/>
+                <w:lang w:bidi="ur-PK"/>
+              </w:rPr>
+              <w:t>3- شلوا ــــــــــ</w:t>
+            </w:r>
+          </w:p>
+        </w:tc>
+      </w:tr>
+      <w:tr>
+        <w:trPr>
+          <w:trHeight w:val="720"/>
+        </w:trPr>
+        <w:tc>
+          <w:tcPr>
+            <w:tcW w:w="4675" w:type="dxa"/>
+          </w:tcPr>
+          <w:p>
+            <w:pPr>
+              <w:jc w:val="right"/>
+              <w:rPr>
+                <w:sz w:val="32"/>
+                <w:szCs w:val="32"/>
+                <w:rtl/>
+                <w:lang w:bidi="ur-PK"/>
+              </w:rPr>
+            </w:pPr>
+            <w:r>
+              <w:rPr>
+                <w:rFonts w:hint="cs"/>
+                <w:sz w:val="32"/>
+                <w:szCs w:val="32"/>
+                <w:rtl/>
+                <w:lang w:bidi="ur-PK"/>
+              </w:rPr>
+              <w:t>8- کو ــــــــ</w:t>
+            </w:r>
+          </w:p>
+        </w:tc>
+        <w:tc>
+          <w:tcPr>
+            <w:tcW w:w="4675" w:type="dxa"/>
+          </w:tcPr>
+          <w:p>
+            <w:pPr>
+              <w:jc w:val="right"/>
+              <w:rPr>
+                <w:sz w:val="32"/>
+                <w:szCs w:val="32"/>
+                <w:rtl/>
+                <w:lang w:bidi="ur-PK"/>
+              </w:rPr>
+            </w:pPr>
+            <w:r>
+              <w:rPr>
+                <w:rFonts w:hint="cs"/>
+                <w:sz w:val="32"/>
+                <w:szCs w:val="32"/>
+                <w:rtl/>
+                <w:lang w:bidi="ur-PK"/>
+              </w:rPr>
+              <w:t>4- فرــــــــــ ک</w:t>
+            </w:r>
+          </w:p>
+        </w:tc>
+      </w:tr>
+    </w:tbl>
     <w:p>
       <w:pPr>
         <w:jc w:val="right"/>
@@ -1185,6 +1402,7 @@
           <w:rtl/>
           <w:lang w:bidi="ur-PK"/>
         </w:rPr>
+        <w:lastRenderedPageBreak/>
         <w:t>سوال 3: حروف کو ملا کر لفظ بنائیں۔</w:t>
       </w:r>
     </w:p>
@@ -1192,15 +1410,17 @@
       <w:pPr>
         <w:jc w:val="right"/>
         <w:rPr>
+          <w:sz w:val="36"/>
+          <w:szCs w:val="36"/>
+          <w:rtl/>
+          <w:lang w:bidi="ur-PK"/>
+        </w:rPr>
+      </w:pPr>
+      <w:r>
+        <w:rPr>
+          <w:rFonts w:hint="cs"/>
           <w:sz w:val="28"/>
           <w:szCs w:val="28"/>
-          <w:rtl/>
-          <w:lang w:bidi="ur-PK"/>
-        </w:rPr>
-      </w:pPr>
-      <w:r>
-        <w:rPr>
-          <w:rFonts w:hint="cs"/>
           <w:rtl/>
           <w:lang w:bidi="ur-PK"/>
         </w:rPr>
@@ -1209,8 +1429,8 @@
       <w:r>
         <w:rPr>
           <w:rFonts w:hint="cs"/>
-          <w:sz w:val="24"/>
-          <w:szCs w:val="24"/>
+          <w:sz w:val="32"/>
+          <w:szCs w:val="32"/>
           <w:rtl/>
           <w:lang w:bidi="ur-PK"/>
         </w:rPr>
@@ -1221,8 +1441,8 @@
       <w:pPr>
         <w:jc w:val="right"/>
         <w:rPr>
-          <w:sz w:val="24"/>
-          <w:szCs w:val="24"/>
+          <w:sz w:val="32"/>
+          <w:szCs w:val="32"/>
           <w:rtl/>
           <w:lang w:bidi="ur-PK"/>
         </w:rPr>
@@ -1230,8 +1450,8 @@
       <w:r>
         <w:rPr>
           <w:rFonts w:hint="cs"/>
-          <w:sz w:val="24"/>
-          <w:szCs w:val="24"/>
+          <w:sz w:val="32"/>
+          <w:szCs w:val="32"/>
           <w:rtl/>
           <w:lang w:bidi="ur-PK"/>
         </w:rPr>
@@ -1242,8 +1462,8 @@
       <w:pPr>
         <w:jc w:val="right"/>
         <w:rPr>
-          <w:sz w:val="24"/>
-          <w:szCs w:val="24"/>
+          <w:sz w:val="32"/>
+          <w:szCs w:val="32"/>
           <w:rtl/>
           <w:lang w:bidi="ur-PK"/>
         </w:rPr>
@@ -1251,8 +1471,8 @@
       <w:r>
         <w:rPr>
           <w:rFonts w:hint="cs"/>
-          <w:sz w:val="24"/>
-          <w:szCs w:val="24"/>
+          <w:sz w:val="32"/>
+          <w:szCs w:val="32"/>
           <w:rtl/>
           <w:lang w:bidi="ur-PK"/>
         </w:rPr>
@@ -1263,8 +1483,8 @@
       <w:pPr>
         <w:jc w:val="right"/>
         <w:rPr>
-          <w:sz w:val="24"/>
-          <w:szCs w:val="24"/>
+          <w:sz w:val="32"/>
+          <w:szCs w:val="32"/>
           <w:rtl/>
           <w:lang w:bidi="ur-PK"/>
         </w:rPr>
@@ -1272,8 +1492,8 @@
       <w:r>
         <w:rPr>
           <w:rFonts w:hint="cs"/>
-          <w:sz w:val="24"/>
-          <w:szCs w:val="24"/>
+          <w:sz w:val="32"/>
+          <w:szCs w:val="32"/>
           <w:rtl/>
           <w:lang w:bidi="ur-PK"/>
         </w:rPr>
@@ -1284,8 +1504,8 @@
       <w:pPr>
         <w:jc w:val="right"/>
         <w:rPr>
-          <w:sz w:val="24"/>
-          <w:szCs w:val="24"/>
+          <w:sz w:val="32"/>
+          <w:szCs w:val="32"/>
           <w:rtl/>
           <w:lang w:bidi="ur-PK"/>
         </w:rPr>
@@ -1293,8 +1513,8 @@
       <w:r>
         <w:rPr>
           <w:rFonts w:hint="cs"/>
-          <w:sz w:val="24"/>
-          <w:szCs w:val="24"/>
+          <w:sz w:val="32"/>
+          <w:szCs w:val="32"/>
           <w:rtl/>
           <w:lang w:bidi="ur-PK"/>
         </w:rPr>
@@ -1305,8 +1525,8 @@
       <w:pPr>
         <w:jc w:val="right"/>
         <w:rPr>
-          <w:sz w:val="24"/>
-          <w:szCs w:val="24"/>
+          <w:sz w:val="32"/>
+          <w:szCs w:val="32"/>
           <w:rtl/>
           <w:lang w:bidi="ur-PK"/>
         </w:rPr>
@@ -1314,8 +1534,8 @@
       <w:r>
         <w:rPr>
           <w:rFonts w:hint="cs"/>
-          <w:sz w:val="24"/>
-          <w:szCs w:val="24"/>
+          <w:sz w:val="32"/>
+          <w:szCs w:val="32"/>
           <w:rtl/>
           <w:lang w:bidi="ur-PK"/>
         </w:rPr>
@@ -1326,8 +1546,8 @@
       <w:pPr>
         <w:jc w:val="right"/>
         <w:rPr>
-          <w:sz w:val="24"/>
-          <w:szCs w:val="24"/>
+          <w:sz w:val="32"/>
+          <w:szCs w:val="32"/>
           <w:rtl/>
           <w:lang w:bidi="ur-PK"/>
         </w:rPr>
@@ -1335,8 +1555,8 @@
       <w:r>
         <w:rPr>
           <w:rFonts w:hint="cs"/>
-          <w:sz w:val="24"/>
-          <w:szCs w:val="24"/>
+          <w:sz w:val="32"/>
+          <w:szCs w:val="32"/>
           <w:rtl/>
           <w:lang w:bidi="ur-PK"/>
         </w:rPr>
@@ -1345,8 +1565,8 @@
       <w:r>
         <w:rPr>
           <w:rFonts w:hint="cs"/>
-          <w:sz w:val="24"/>
-          <w:szCs w:val="24"/>
+          <w:sz w:val="32"/>
+          <w:szCs w:val="32"/>
           <w:rtl/>
           <w:lang w:bidi="ur-PK"/>
         </w:rPr>
@@ -1357,8 +1577,8 @@
       <w:pPr>
         <w:jc w:val="right"/>
         <w:rPr>
-          <w:sz w:val="24"/>
-          <w:szCs w:val="24"/>
+          <w:sz w:val="32"/>
+          <w:szCs w:val="32"/>
           <w:rtl/>
           <w:lang w:bidi="ur-PK"/>
         </w:rPr>
@@ -1366,13 +1586,24 @@
       <w:r>
         <w:rPr>
           <w:rFonts w:hint="cs"/>
-          <w:sz w:val="24"/>
-          <w:szCs w:val="24"/>
+          <w:sz w:val="32"/>
+          <w:szCs w:val="32"/>
           <w:rtl/>
           <w:lang w:bidi="ur-PK"/>
         </w:rPr>
         <w:t>8- ج  ھ  ن  ڈ  ا ـــــــــــــــــــ</w:t>
       </w:r>
+    </w:p>
+    <w:p>
+      <w:pPr>
+        <w:jc w:val="right"/>
+        <w:rPr>
+          <w:sz w:val="32"/>
+          <w:szCs w:val="32"/>
+          <w:rtl/>
+          <w:lang w:bidi="ur-PK"/>
+        </w:rPr>
+      </w:pPr>
     </w:p>
     <w:p>
       <w:pPr>
@@ -1403,8 +1634,8 @@
       <w:pPr>
         <w:jc w:val="right"/>
         <w:rPr>
-          <w:sz w:val="24"/>
-          <w:szCs w:val="24"/>
+          <w:sz w:val="32"/>
+          <w:szCs w:val="32"/>
           <w:rtl/>
           <w:lang w:bidi="ur-PK"/>
         </w:rPr>
@@ -1412,6 +1643,8 @@
       <w:r>
         <w:rPr>
           <w:rFonts w:hint="cs"/>
+          <w:sz w:val="28"/>
+          <w:szCs w:val="28"/>
           <w:rtl/>
           <w:lang w:bidi="ur-PK"/>
         </w:rPr>
@@ -1420,8 +1653,8 @@
       <w:r>
         <w:rPr>
           <w:rFonts w:hint="cs"/>
-          <w:sz w:val="24"/>
-          <w:szCs w:val="24"/>
+          <w:sz w:val="32"/>
+          <w:szCs w:val="32"/>
           <w:rtl/>
           <w:lang w:bidi="ur-PK"/>
         </w:rPr>
@@ -1432,8 +1665,8 @@
       <w:pPr>
         <w:jc w:val="right"/>
         <w:rPr>
-          <w:sz w:val="24"/>
-          <w:szCs w:val="24"/>
+          <w:sz w:val="32"/>
+          <w:szCs w:val="32"/>
           <w:rtl/>
           <w:lang w:bidi="ur-PK"/>
         </w:rPr>
@@ -1441,8 +1674,8 @@
       <w:r>
         <w:rPr>
           <w:rFonts w:hint="cs"/>
-          <w:sz w:val="24"/>
-          <w:szCs w:val="24"/>
+          <w:sz w:val="32"/>
+          <w:szCs w:val="32"/>
           <w:rtl/>
           <w:lang w:bidi="ur-PK"/>
         </w:rPr>
@@ -1453,8 +1686,19 @@
       <w:pPr>
         <w:jc w:val="right"/>
         <w:rPr>
-          <w:sz w:val="24"/>
-          <w:szCs w:val="24"/>
+          <w:sz w:val="32"/>
+          <w:szCs w:val="32"/>
+          <w:rtl/>
+          <w:lang w:bidi="ur-PK"/>
+        </w:rPr>
+      </w:pPr>
+    </w:p>
+    <w:p>
+      <w:pPr>
+        <w:jc w:val="right"/>
+        <w:rPr>
+          <w:sz w:val="32"/>
+          <w:szCs w:val="32"/>
           <w:rtl/>
           <w:lang w:bidi="ur-PK"/>
         </w:rPr>
@@ -1462,8 +1706,8 @@
       <w:r>
         <w:rPr>
           <w:rFonts w:hint="cs"/>
-          <w:sz w:val="24"/>
-          <w:szCs w:val="24"/>
+          <w:sz w:val="32"/>
+          <w:szCs w:val="32"/>
           <w:rtl/>
           <w:lang w:bidi="ur-PK"/>
         </w:rPr>
@@ -1474,8 +1718,8 @@
       <w:pPr>
         <w:jc w:val="right"/>
         <w:rPr>
-          <w:sz w:val="24"/>
-          <w:szCs w:val="24"/>
+          <w:sz w:val="32"/>
+          <w:szCs w:val="32"/>
           <w:rtl/>
           <w:lang w:bidi="ur-PK"/>
         </w:rPr>
@@ -1483,8 +1727,124 @@
       <w:r>
         <w:rPr>
           <w:rFonts w:hint="cs"/>
-          <w:sz w:val="24"/>
-          <w:szCs w:val="24"/>
+          <w:sz w:val="32"/>
+          <w:szCs w:val="32"/>
+          <w:rtl/>
+          <w:lang w:bidi="ur-PK"/>
+        </w:rPr>
+        <w:t>ج-</w:t>
+      </w:r>
+    </w:p>
+    <w:p>
+      <w:pPr>
+        <w:jc w:val="right"/>
+        <w:rPr>
+          <w:sz w:val="32"/>
+          <w:szCs w:val="32"/>
+          <w:rtl/>
+          <w:lang w:bidi="ur-PK"/>
+        </w:rPr>
+      </w:pPr>
+      <w:r>
+        <w:rPr>
+          <w:rFonts w:hint="cs"/>
+          <w:sz w:val="32"/>
+          <w:szCs w:val="32"/>
+          <w:rtl/>
+          <w:lang w:bidi="ur-PK"/>
+        </w:rPr>
+        <w:t xml:space="preserve"> </w:t>
+      </w:r>
+    </w:p>
+    <w:p>
+      <w:pPr>
+        <w:jc w:val="right"/>
+        <w:rPr>
+          <w:sz w:val="32"/>
+          <w:szCs w:val="32"/>
+          <w:rtl/>
+          <w:lang w:bidi="ur-PK"/>
+        </w:rPr>
+      </w:pPr>
+      <w:r>
+        <w:rPr>
+          <w:rFonts w:hint="cs"/>
+          <w:sz w:val="32"/>
+          <w:szCs w:val="32"/>
+          <w:rtl/>
+          <w:lang w:bidi="ur-PK"/>
+        </w:rPr>
+        <w:t>3- شیر کیسا جانور ہے؟</w:t>
+      </w:r>
+    </w:p>
+    <w:p>
+      <w:pPr>
+        <w:jc w:val="right"/>
+        <w:rPr>
+          <w:sz w:val="32"/>
+          <w:szCs w:val="32"/>
+          <w:rtl/>
+          <w:lang w:bidi="ur-PK"/>
+        </w:rPr>
+      </w:pPr>
+      <w:r>
+        <w:rPr>
+          <w:rFonts w:hint="cs"/>
+          <w:sz w:val="32"/>
+          <w:szCs w:val="32"/>
+          <w:rtl/>
+          <w:lang w:bidi="ur-PK"/>
+        </w:rPr>
+        <w:t>ج-</w:t>
+      </w:r>
+    </w:p>
+    <w:p>
+      <w:pPr>
+        <w:jc w:val="right"/>
+        <w:rPr>
+          <w:sz w:val="32"/>
+          <w:szCs w:val="32"/>
+          <w:rtl/>
+          <w:lang w:bidi="ur-PK"/>
+        </w:rPr>
+      </w:pPr>
+    </w:p>
+    <w:p>
+      <w:pPr>
+        <w:jc w:val="right"/>
+        <w:rPr>
+          <w:sz w:val="32"/>
+          <w:szCs w:val="32"/>
+          <w:rtl/>
+          <w:lang w:bidi="ur-PK"/>
+        </w:rPr>
+      </w:pPr>
+      <w:r>
+        <w:rPr>
+          <w:rFonts w:hint="cs"/>
+          <w:sz w:val="32"/>
+          <w:szCs w:val="32"/>
+          <w:rtl/>
+          <w:lang w:bidi="ur-PK"/>
+        </w:rPr>
+        <w:t>4- شیر کہاں کہاں دیکھنے کو ملتا ہے؟</w:t>
+      </w:r>
+    </w:p>
+    <w:p>
+      <w:pPr>
+        <w:jc w:val="right"/>
+        <w:rPr>
+          <w:sz w:val="32"/>
+          <w:szCs w:val="32"/>
+          <w:rtl/>
+          <w:lang w:bidi="ur-PK"/>
+        </w:rPr>
+      </w:pPr>
+      <w:r>
+        <w:rPr>
+          <w:rFonts w:hint="cs"/>
+          <w:sz w:val="32"/>
+          <w:szCs w:val="32"/>
           <w:rtl/>
           <w:lang w:bidi="ur-PK"/>
         </w:rPr>
@@ -1495,29 +1855,19 @@
       <w:pPr>
         <w:jc w:val="right"/>
         <w:rPr>
-          <w:sz w:val="24"/>
-          <w:szCs w:val="24"/>
-          <w:rtl/>
-          <w:lang w:bidi="ur-PK"/>
-        </w:rPr>
-      </w:pPr>
-      <w:r>
-        <w:rPr>
-          <w:rFonts w:hint="cs"/>
-          <w:sz w:val="24"/>
-          <w:szCs w:val="24"/>
-          <w:rtl/>
-          <w:lang w:bidi="ur-PK"/>
-        </w:rPr>
-        <w:t>3- شیر کیسا جانور ہے؟</w:t>
-      </w:r>
+          <w:sz w:val="32"/>
+          <w:szCs w:val="32"/>
+          <w:rtl/>
+          <w:lang w:bidi="ur-PK"/>
+        </w:rPr>
+      </w:pPr>
     </w:p>
     <w:p>
       <w:pPr>
         <w:jc w:val="right"/>
         <w:rPr>
-          <w:sz w:val="24"/>
-          <w:szCs w:val="24"/>
+          <w:sz w:val="32"/>
+          <w:szCs w:val="32"/>
           <w:rtl/>
           <w:lang w:bidi="ur-PK"/>
         </w:rPr>
@@ -1525,71 +1875,8 @@
       <w:r>
         <w:rPr>
           <w:rFonts w:hint="cs"/>
-          <w:sz w:val="24"/>
-          <w:szCs w:val="24"/>
-          <w:rtl/>
-          <w:lang w:bidi="ur-PK"/>
-        </w:rPr>
-        <w:t>ج-</w:t>
-      </w:r>
-    </w:p>
-    <w:p>
-      <w:pPr>
-        <w:jc w:val="right"/>
-        <w:rPr>
-          <w:sz w:val="24"/>
-          <w:szCs w:val="24"/>
-          <w:rtl/>
-          <w:lang w:bidi="ur-PK"/>
-        </w:rPr>
-      </w:pPr>
-      <w:r>
-        <w:rPr>
-          <w:rFonts w:hint="cs"/>
-          <w:sz w:val="24"/>
-          <w:szCs w:val="24"/>
-          <w:rtl/>
-          <w:lang w:bidi="ur-PK"/>
-        </w:rPr>
-        <w:t>4- شیر کہاں کہاں دیکھنے کو ملتا ہے؟</w:t>
-      </w:r>
-    </w:p>
-    <w:p>
-      <w:pPr>
-        <w:jc w:val="right"/>
-        <w:rPr>
-          <w:sz w:val="24"/>
-          <w:szCs w:val="24"/>
-          <w:rtl/>
-          <w:lang w:bidi="ur-PK"/>
-        </w:rPr>
-      </w:pPr>
-      <w:r>
-        <w:rPr>
-          <w:rFonts w:hint="cs"/>
-          <w:sz w:val="24"/>
-          <w:szCs w:val="24"/>
-          <w:rtl/>
-          <w:lang w:bidi="ur-PK"/>
-        </w:rPr>
-        <w:t xml:space="preserve">ج- </w:t>
-      </w:r>
-    </w:p>
-    <w:p>
-      <w:pPr>
-        <w:jc w:val="right"/>
-        <w:rPr>
-          <w:sz w:val="24"/>
-          <w:szCs w:val="24"/>
-          <w:rtl/>
-          <w:lang w:bidi="ur-PK"/>
-        </w:rPr>
-      </w:pPr>
-      <w:r>
-        <w:rPr>
-          <w:rFonts w:hint="cs"/>
-          <w:sz w:val="24"/>
-          <w:szCs w:val="24"/>
+          <w:sz w:val="32"/>
+          <w:szCs w:val="32"/>
           <w:rtl/>
           <w:lang w:bidi="ur-PK"/>
         </w:rPr>
@@ -1598,8 +1885,8 @@
       <w:r>
         <w:rPr>
           <w:rFonts w:hint="cs"/>
-          <w:sz w:val="24"/>
-          <w:szCs w:val="24"/>
+          <w:sz w:val="32"/>
+          <w:szCs w:val="32"/>
           <w:rtl/>
           <w:lang w:bidi="ur-PK"/>
         </w:rPr>
@@ -1610,8 +1897,8 @@
       <w:pPr>
         <w:jc w:val="right"/>
         <w:rPr>
-          <w:sz w:val="24"/>
-          <w:szCs w:val="24"/>
+          <w:sz w:val="32"/>
+          <w:szCs w:val="32"/>
           <w:rtl/>
           <w:lang w:bidi="ur-PK"/>
         </w:rPr>
@@ -1619,8 +1906,8 @@
       <w:r>
         <w:rPr>
           <w:rFonts w:hint="cs"/>
-          <w:sz w:val="24"/>
-          <w:szCs w:val="24"/>
+          <w:sz w:val="32"/>
+          <w:szCs w:val="32"/>
           <w:rtl/>
           <w:lang w:bidi="ur-PK"/>
         </w:rPr>
@@ -1673,8 +1960,8 @@
               <w:rPr>
                 <w:b/>
                 <w:bCs/>
-                <w:sz w:val="24"/>
-                <w:szCs w:val="24"/>
+                <w:sz w:val="32"/>
+                <w:szCs w:val="32"/>
                 <w:lang w:bidi="ur-PK"/>
               </w:rPr>
             </w:pPr>
@@ -1683,8 +1970,8 @@
                 <w:rFonts w:hint="cs"/>
                 <w:b/>
                 <w:bCs/>
-                <w:sz w:val="24"/>
-                <w:szCs w:val="24"/>
+                <w:sz w:val="32"/>
+                <w:szCs w:val="32"/>
                 <w:rtl/>
                 <w:lang w:bidi="ur-PK"/>
               </w:rPr>
@@ -1702,8 +1989,8 @@
               <w:rPr>
                 <w:b/>
                 <w:bCs/>
-                <w:sz w:val="24"/>
-                <w:szCs w:val="24"/>
+                <w:sz w:val="32"/>
+                <w:szCs w:val="32"/>
                 <w:lang w:bidi="ur-PK"/>
               </w:rPr>
             </w:pPr>
@@ -1712,8 +1999,8 @@
                 <w:rFonts w:hint="cs"/>
                 <w:b/>
                 <w:bCs/>
-                <w:sz w:val="24"/>
-                <w:szCs w:val="24"/>
+                <w:sz w:val="32"/>
+                <w:szCs w:val="32"/>
                 <w:rtl/>
                 <w:lang w:bidi="ur-PK"/>
               </w:rPr>
@@ -1731,6 +2018,8 @@
             <w:pPr>
               <w:jc w:val="right"/>
               <w:rPr>
+                <w:sz w:val="32"/>
+                <w:szCs w:val="32"/>
                 <w:lang w:bidi="ur-PK"/>
               </w:rPr>
             </w:pPr>
@@ -1744,16 +2033,16 @@
             <w:pPr>
               <w:jc w:val="right"/>
               <w:rPr>
-                <w:sz w:val="24"/>
-                <w:szCs w:val="24"/>
-                <w:lang w:bidi="ur-PK"/>
-              </w:rPr>
-            </w:pPr>
-            <w:r>
-              <w:rPr>
-                <w:rFonts w:hint="cs"/>
-                <w:sz w:val="24"/>
-                <w:szCs w:val="24"/>
+                <w:sz w:val="32"/>
+                <w:szCs w:val="32"/>
+                <w:lang w:bidi="ur-PK"/>
+              </w:rPr>
+            </w:pPr>
+            <w:r>
+              <w:rPr>
+                <w:rFonts w:hint="cs"/>
+                <w:sz w:val="32"/>
+                <w:szCs w:val="32"/>
                 <w:rtl/>
                 <w:lang w:bidi="ur-PK"/>
               </w:rPr>
@@ -1771,6 +2060,8 @@
             <w:pPr>
               <w:jc w:val="right"/>
               <w:rPr>
+                <w:sz w:val="32"/>
+                <w:szCs w:val="32"/>
                 <w:lang w:bidi="ur-PK"/>
               </w:rPr>
             </w:pPr>
@@ -1784,16 +2075,16 @@
             <w:pPr>
               <w:jc w:val="right"/>
               <w:rPr>
-                <w:sz w:val="24"/>
-                <w:szCs w:val="24"/>
-                <w:lang w:bidi="ur-PK"/>
-              </w:rPr>
-            </w:pPr>
-            <w:r>
-              <w:rPr>
-                <w:rFonts w:hint="cs"/>
-                <w:sz w:val="24"/>
-                <w:szCs w:val="24"/>
+                <w:sz w:val="32"/>
+                <w:szCs w:val="32"/>
+                <w:lang w:bidi="ur-PK"/>
+              </w:rPr>
+            </w:pPr>
+            <w:r>
+              <w:rPr>
+                <w:rFonts w:hint="cs"/>
+                <w:sz w:val="32"/>
+                <w:szCs w:val="32"/>
                 <w:rtl/>
                 <w:lang w:bidi="ur-PK"/>
               </w:rPr>
@@ -1811,6 +2102,8 @@
             <w:pPr>
               <w:jc w:val="right"/>
               <w:rPr>
+                <w:sz w:val="32"/>
+                <w:szCs w:val="32"/>
                 <w:lang w:bidi="ur-PK"/>
               </w:rPr>
             </w:pPr>
@@ -1824,16 +2117,16 @@
             <w:pPr>
               <w:jc w:val="right"/>
               <w:rPr>
-                <w:sz w:val="24"/>
-                <w:szCs w:val="24"/>
-                <w:lang w:bidi="ur-PK"/>
-              </w:rPr>
-            </w:pPr>
-            <w:r>
-              <w:rPr>
-                <w:rFonts w:hint="cs"/>
-                <w:sz w:val="24"/>
-                <w:szCs w:val="24"/>
+                <w:sz w:val="32"/>
+                <w:szCs w:val="32"/>
+                <w:lang w:bidi="ur-PK"/>
+              </w:rPr>
+            </w:pPr>
+            <w:r>
+              <w:rPr>
+                <w:rFonts w:hint="cs"/>
+                <w:sz w:val="32"/>
+                <w:szCs w:val="32"/>
                 <w:rtl/>
                 <w:lang w:bidi="ur-PK"/>
               </w:rPr>
@@ -1851,6 +2144,8 @@
             <w:pPr>
               <w:jc w:val="right"/>
               <w:rPr>
+                <w:sz w:val="32"/>
+                <w:szCs w:val="32"/>
                 <w:lang w:bidi="ur-PK"/>
               </w:rPr>
             </w:pPr>
@@ -1864,16 +2159,16 @@
             <w:pPr>
               <w:jc w:val="right"/>
               <w:rPr>
-                <w:sz w:val="24"/>
-                <w:szCs w:val="24"/>
-                <w:lang w:bidi="ur-PK"/>
-              </w:rPr>
-            </w:pPr>
-            <w:r>
-              <w:rPr>
-                <w:rFonts w:hint="cs"/>
-                <w:sz w:val="24"/>
-                <w:szCs w:val="24"/>
+                <w:sz w:val="32"/>
+                <w:szCs w:val="32"/>
+                <w:lang w:bidi="ur-PK"/>
+              </w:rPr>
+            </w:pPr>
+            <w:r>
+              <w:rPr>
+                <w:rFonts w:hint="cs"/>
+                <w:sz w:val="32"/>
+                <w:szCs w:val="32"/>
                 <w:rtl/>
                 <w:lang w:bidi="ur-PK"/>
               </w:rPr>
@@ -1891,6 +2186,8 @@
             <w:pPr>
               <w:jc w:val="right"/>
               <w:rPr>
+                <w:sz w:val="32"/>
+                <w:szCs w:val="32"/>
                 <w:lang w:bidi="ur-PK"/>
               </w:rPr>
             </w:pPr>
@@ -1904,16 +2201,16 @@
             <w:pPr>
               <w:jc w:val="right"/>
               <w:rPr>
-                <w:sz w:val="24"/>
-                <w:szCs w:val="24"/>
-                <w:lang w:bidi="ur-PK"/>
-              </w:rPr>
-            </w:pPr>
-            <w:r>
-              <w:rPr>
-                <w:rFonts w:hint="cs"/>
-                <w:sz w:val="24"/>
-                <w:szCs w:val="24"/>
+                <w:sz w:val="32"/>
+                <w:szCs w:val="32"/>
+                <w:lang w:bidi="ur-PK"/>
+              </w:rPr>
+            </w:pPr>
+            <w:r>
+              <w:rPr>
+                <w:rFonts w:hint="cs"/>
+                <w:sz w:val="32"/>
+                <w:szCs w:val="32"/>
                 <w:rtl/>
                 <w:lang w:bidi="ur-PK"/>
               </w:rPr>
@@ -1931,6 +2228,8 @@
             <w:pPr>
               <w:jc w:val="right"/>
               <w:rPr>
+                <w:sz w:val="32"/>
+                <w:szCs w:val="32"/>
                 <w:lang w:bidi="ur-PK"/>
               </w:rPr>
             </w:pPr>
@@ -1944,18 +2243,17 @@
             <w:pPr>
               <w:jc w:val="right"/>
               <w:rPr>
-                <w:rFonts w:hint="cs"/>
-                <w:sz w:val="24"/>
-                <w:szCs w:val="24"/>
-                <w:rtl/>
-                <w:lang w:bidi="ur-PK"/>
-              </w:rPr>
-            </w:pPr>
-            <w:r>
-              <w:rPr>
-                <w:rFonts w:hint="cs"/>
-                <w:sz w:val="24"/>
-                <w:szCs w:val="24"/>
+                <w:sz w:val="32"/>
+                <w:szCs w:val="32"/>
+                <w:rtl/>
+                <w:lang w:bidi="ur-PK"/>
+              </w:rPr>
+            </w:pPr>
+            <w:r>
+              <w:rPr>
+                <w:rFonts w:hint="cs"/>
+                <w:sz w:val="32"/>
+                <w:szCs w:val="32"/>
                 <w:rtl/>
                 <w:lang w:bidi="ur-PK"/>
               </w:rPr>
@@ -2014,55 +2312,7 @@
           <w:rtl/>
           <w:lang w:bidi="ur-PK"/>
         </w:rPr>
-        <w:t xml:space="preserve">سوال 6: </w:t>
-      </w:r>
-      <w:r>
-        <w:rPr>
-          <w:rFonts w:hint="cs"/>
-          <w:b/>
-          <w:bCs/>
-          <w:sz w:val="28"/>
-          <w:szCs w:val="28"/>
-          <w:rtl/>
-          <w:lang w:bidi="ur-PK"/>
-        </w:rPr>
-        <w:t xml:space="preserve">دیئے گئے الفاظ کے </w:t>
-      </w:r>
-      <w:r>
-        <w:rPr>
-          <w:rFonts w:hint="cs"/>
-          <w:b/>
-          <w:bCs/>
-          <w:sz w:val="28"/>
-          <w:szCs w:val="28"/>
-          <w:rtl/>
-          <w:lang w:bidi="ur-PK"/>
-        </w:rPr>
-        <w:t>جمع</w:t>
-      </w:r>
-      <w:r>
-        <w:rPr>
-          <w:rFonts w:hint="cs"/>
-          <w:b/>
-          <w:bCs/>
-          <w:sz w:val="28"/>
-          <w:szCs w:val="28"/>
-          <w:rtl/>
-          <w:lang w:bidi="ur-PK"/>
-        </w:rPr>
-        <w:t xml:space="preserve"> لکھیں</w:t>
-      </w:r>
-      <w:r>
-        <w:rPr>
-          <w:rFonts w:hint="cs"/>
-          <w:b/>
-          <w:bCs/>
-          <w:sz w:val="28"/>
-          <w:szCs w:val="28"/>
-          <w:rtl/>
-          <w:lang w:bidi="ur-PK"/>
-        </w:rPr>
-        <w:t>۔</w:t>
+        <w:t>سوال 6: دیئے گئے الفاظ کے جمع لکھیں۔</w:t>
       </w:r>
     </w:p>
     <w:tbl>
@@ -2084,11 +2334,10 @@
             <w:pPr>
               <w:jc w:val="right"/>
               <w:rPr>
-                <w:rFonts w:hint="cs"/>
                 <w:b/>
                 <w:bCs/>
-                <w:sz w:val="24"/>
-                <w:szCs w:val="24"/>
+                <w:sz w:val="28"/>
+                <w:szCs w:val="28"/>
                 <w:lang w:bidi="ur-PK"/>
               </w:rPr>
             </w:pPr>
@@ -2097,8 +2346,8 @@
                 <w:rFonts w:hint="cs"/>
                 <w:b/>
                 <w:bCs/>
-                <w:sz w:val="24"/>
-                <w:szCs w:val="24"/>
+                <w:sz w:val="28"/>
+                <w:szCs w:val="28"/>
                 <w:rtl/>
                 <w:lang w:bidi="ur-PK"/>
               </w:rPr>
@@ -2114,11 +2363,10 @@
             <w:pPr>
               <w:jc w:val="right"/>
               <w:rPr>
-                <w:rFonts w:hint="cs"/>
                 <w:b/>
                 <w:bCs/>
-                <w:sz w:val="24"/>
-                <w:szCs w:val="24"/>
+                <w:sz w:val="28"/>
+                <w:szCs w:val="28"/>
                 <w:lang w:bidi="ur-PK"/>
               </w:rPr>
             </w:pPr>
@@ -2127,8 +2375,8 @@
                 <w:rFonts w:hint="cs"/>
                 <w:b/>
                 <w:bCs/>
-                <w:sz w:val="24"/>
-                <w:szCs w:val="24"/>
+                <w:sz w:val="28"/>
+                <w:szCs w:val="28"/>
                 <w:rtl/>
                 <w:lang w:bidi="ur-PK"/>
               </w:rPr>
@@ -2146,7 +2394,8 @@
             <w:pPr>
               <w:jc w:val="right"/>
               <w:rPr>
-                <w:rFonts w:hint="cs"/>
+                <w:sz w:val="28"/>
+                <w:szCs w:val="28"/>
                 <w:lang w:bidi="ur-PK"/>
               </w:rPr>
             </w:pPr>
@@ -2160,17 +2409,16 @@
             <w:pPr>
               <w:jc w:val="right"/>
               <w:rPr>
-                <w:rFonts w:hint="cs"/>
-                <w:sz w:val="24"/>
-                <w:szCs w:val="24"/>
-                <w:lang w:bidi="ur-PK"/>
-              </w:rPr>
-            </w:pPr>
-            <w:r>
-              <w:rPr>
-                <w:rFonts w:hint="cs"/>
-                <w:sz w:val="24"/>
-                <w:szCs w:val="24"/>
+                <w:sz w:val="28"/>
+                <w:szCs w:val="28"/>
+                <w:lang w:bidi="ur-PK"/>
+              </w:rPr>
+            </w:pPr>
+            <w:r>
+              <w:rPr>
+                <w:rFonts w:hint="cs"/>
+                <w:sz w:val="28"/>
+                <w:szCs w:val="28"/>
                 <w:rtl/>
                 <w:lang w:bidi="ur-PK"/>
               </w:rPr>
@@ -2188,7 +2436,8 @@
             <w:pPr>
               <w:jc w:val="right"/>
               <w:rPr>
-                <w:rFonts w:hint="cs"/>
+                <w:sz w:val="28"/>
+                <w:szCs w:val="28"/>
                 <w:lang w:bidi="ur-PK"/>
               </w:rPr>
             </w:pPr>
@@ -2202,17 +2451,16 @@
             <w:pPr>
               <w:jc w:val="right"/>
               <w:rPr>
-                <w:rFonts w:hint="cs"/>
-                <w:sz w:val="24"/>
-                <w:szCs w:val="24"/>
-                <w:lang w:bidi="ur-PK"/>
-              </w:rPr>
-            </w:pPr>
-            <w:r>
-              <w:rPr>
-                <w:rFonts w:hint="cs"/>
-                <w:sz w:val="24"/>
-                <w:szCs w:val="24"/>
+                <w:sz w:val="28"/>
+                <w:szCs w:val="28"/>
+                <w:lang w:bidi="ur-PK"/>
+              </w:rPr>
+            </w:pPr>
+            <w:r>
+              <w:rPr>
+                <w:rFonts w:hint="cs"/>
+                <w:sz w:val="28"/>
+                <w:szCs w:val="28"/>
                 <w:rtl/>
                 <w:lang w:bidi="ur-PK"/>
               </w:rPr>
@@ -2230,7 +2478,8 @@
             <w:pPr>
               <w:jc w:val="right"/>
               <w:rPr>
-                <w:rFonts w:hint="cs"/>
+                <w:sz w:val="28"/>
+                <w:szCs w:val="28"/>
                 <w:lang w:bidi="ur-PK"/>
               </w:rPr>
             </w:pPr>
@@ -2244,17 +2493,16 @@
             <w:pPr>
               <w:jc w:val="right"/>
               <w:rPr>
-                <w:rFonts w:hint="cs"/>
-                <w:sz w:val="24"/>
-                <w:szCs w:val="24"/>
-                <w:lang w:bidi="ur-PK"/>
-              </w:rPr>
-            </w:pPr>
-            <w:r>
-              <w:rPr>
-                <w:rFonts w:hint="cs"/>
-                <w:sz w:val="24"/>
-                <w:szCs w:val="24"/>
+                <w:sz w:val="28"/>
+                <w:szCs w:val="28"/>
+                <w:lang w:bidi="ur-PK"/>
+              </w:rPr>
+            </w:pPr>
+            <w:r>
+              <w:rPr>
+                <w:rFonts w:hint="cs"/>
+                <w:sz w:val="28"/>
+                <w:szCs w:val="28"/>
                 <w:rtl/>
                 <w:lang w:bidi="ur-PK"/>
               </w:rPr>
@@ -2272,7 +2520,8 @@
             <w:pPr>
               <w:jc w:val="right"/>
               <w:rPr>
-                <w:rFonts w:hint="cs"/>
+                <w:sz w:val="28"/>
+                <w:szCs w:val="28"/>
                 <w:lang w:bidi="ur-PK"/>
               </w:rPr>
             </w:pPr>
@@ -2286,17 +2535,16 @@
             <w:pPr>
               <w:jc w:val="right"/>
               <w:rPr>
-                <w:rFonts w:hint="cs"/>
-                <w:sz w:val="24"/>
-                <w:szCs w:val="24"/>
-                <w:lang w:bidi="ur-PK"/>
-              </w:rPr>
-            </w:pPr>
-            <w:r>
-              <w:rPr>
-                <w:rFonts w:hint="cs"/>
-                <w:sz w:val="24"/>
-                <w:szCs w:val="24"/>
+                <w:sz w:val="28"/>
+                <w:szCs w:val="28"/>
+                <w:lang w:bidi="ur-PK"/>
+              </w:rPr>
+            </w:pPr>
+            <w:r>
+              <w:rPr>
+                <w:rFonts w:hint="cs"/>
+                <w:sz w:val="28"/>
+                <w:szCs w:val="28"/>
                 <w:rtl/>
                 <w:lang w:bidi="ur-PK"/>
               </w:rPr>
@@ -2305,8 +2553,8 @@
             <w:r>
               <w:rPr>
                 <w:rFonts w:hint="cs"/>
-                <w:sz w:val="24"/>
-                <w:szCs w:val="24"/>
+                <w:sz w:val="28"/>
+                <w:szCs w:val="28"/>
                 <w:rtl/>
                 <w:lang w:bidi="ur-PK"/>
               </w:rPr>
@@ -2324,7 +2572,8 @@
             <w:pPr>
               <w:jc w:val="right"/>
               <w:rPr>
-                <w:rFonts w:hint="cs"/>
+                <w:sz w:val="28"/>
+                <w:szCs w:val="28"/>
                 <w:lang w:bidi="ur-PK"/>
               </w:rPr>
             </w:pPr>
@@ -2338,17 +2587,16 @@
             <w:pPr>
               <w:jc w:val="right"/>
               <w:rPr>
-                <w:rFonts w:hint="cs"/>
-                <w:sz w:val="24"/>
-                <w:szCs w:val="24"/>
-                <w:lang w:bidi="ur-PK"/>
-              </w:rPr>
-            </w:pPr>
-            <w:r>
-              <w:rPr>
-                <w:rFonts w:hint="cs"/>
-                <w:sz w:val="24"/>
-                <w:szCs w:val="24"/>
+                <w:sz w:val="28"/>
+                <w:szCs w:val="28"/>
+                <w:lang w:bidi="ur-PK"/>
+              </w:rPr>
+            </w:pPr>
+            <w:r>
+              <w:rPr>
+                <w:rFonts w:hint="cs"/>
+                <w:sz w:val="28"/>
+                <w:szCs w:val="28"/>
                 <w:rtl/>
                 <w:lang w:bidi="ur-PK"/>
               </w:rPr>
@@ -2366,7 +2614,8 @@
             <w:pPr>
               <w:jc w:val="right"/>
               <w:rPr>
-                <w:rFonts w:hint="cs"/>
+                <w:sz w:val="28"/>
+                <w:szCs w:val="28"/>
                 <w:lang w:bidi="ur-PK"/>
               </w:rPr>
             </w:pPr>
@@ -2380,17 +2629,16 @@
             <w:pPr>
               <w:jc w:val="right"/>
               <w:rPr>
-                <w:rFonts w:hint="cs"/>
-                <w:sz w:val="24"/>
-                <w:szCs w:val="24"/>
-                <w:lang w:bidi="ur-PK"/>
-              </w:rPr>
-            </w:pPr>
-            <w:r>
-              <w:rPr>
-                <w:rFonts w:hint="cs"/>
-                <w:sz w:val="24"/>
-                <w:szCs w:val="24"/>
+                <w:sz w:val="28"/>
+                <w:szCs w:val="28"/>
+                <w:lang w:bidi="ur-PK"/>
+              </w:rPr>
+            </w:pPr>
+            <w:r>
+              <w:rPr>
+                <w:rFonts w:hint="cs"/>
+                <w:sz w:val="28"/>
+                <w:szCs w:val="28"/>
                 <w:rtl/>
                 <w:lang w:bidi="ur-PK"/>
               </w:rPr>
@@ -2441,23 +2689,22 @@
         <w:tblLook w:val="04A0" w:firstRow="1" w:lastRow="0" w:firstColumn="1" w:lastColumn="0" w:noHBand="0" w:noVBand="1"/>
       </w:tblPr>
       <w:tblGrid>
-        <w:gridCol w:w="8185"/>
-        <w:gridCol w:w="1165"/>
+        <w:gridCol w:w="8005"/>
+        <w:gridCol w:w="1345"/>
       </w:tblGrid>
       <w:tr>
         <w:tc>
           <w:tcPr>
-            <w:tcW w:w="8185" w:type="dxa"/>
-          </w:tcPr>
-          <w:p>
-            <w:pPr>
-              <w:jc w:val="right"/>
-              <w:rPr>
-                <w:rFonts w:hint="cs"/>
+            <w:tcW w:w="8005" w:type="dxa"/>
+          </w:tcPr>
+          <w:p>
+            <w:pPr>
+              <w:jc w:val="right"/>
+              <w:rPr>
                 <w:b/>
                 <w:bCs/>
-                <w:sz w:val="24"/>
-                <w:szCs w:val="24"/>
+                <w:sz w:val="32"/>
+                <w:szCs w:val="32"/>
                 <w:lang w:bidi="ur-PK"/>
               </w:rPr>
             </w:pPr>
@@ -2466,8 +2713,8 @@
                 <w:rFonts w:hint="cs"/>
                 <w:b/>
                 <w:bCs/>
-                <w:sz w:val="24"/>
-                <w:szCs w:val="24"/>
+                <w:sz w:val="32"/>
+                <w:szCs w:val="32"/>
                 <w:rtl/>
                 <w:lang w:bidi="ur-PK"/>
               </w:rPr>
@@ -2477,17 +2724,16 @@
         </w:tc>
         <w:tc>
           <w:tcPr>
-            <w:tcW w:w="1165" w:type="dxa"/>
-          </w:tcPr>
-          <w:p>
-            <w:pPr>
-              <w:jc w:val="right"/>
-              <w:rPr>
-                <w:rFonts w:hint="cs"/>
+            <w:tcW w:w="1345" w:type="dxa"/>
+          </w:tcPr>
+          <w:p>
+            <w:pPr>
+              <w:jc w:val="right"/>
+              <w:rPr>
                 <w:b/>
                 <w:bCs/>
-                <w:sz w:val="24"/>
-                <w:szCs w:val="24"/>
+                <w:sz w:val="32"/>
+                <w:szCs w:val="32"/>
                 <w:lang w:bidi="ur-PK"/>
               </w:rPr>
             </w:pPr>
@@ -2496,8 +2742,8 @@
                 <w:rFonts w:hint="cs"/>
                 <w:b/>
                 <w:bCs/>
-                <w:sz w:val="24"/>
-                <w:szCs w:val="24"/>
+                <w:sz w:val="32"/>
+                <w:szCs w:val="32"/>
                 <w:rtl/>
                 <w:lang w:bidi="ur-PK"/>
               </w:rPr>
@@ -2509,37 +2755,37 @@
       <w:tr>
         <w:tc>
           <w:tcPr>
-            <w:tcW w:w="8185" w:type="dxa"/>
-          </w:tcPr>
-          <w:p>
-            <w:pPr>
-              <w:jc w:val="right"/>
-              <w:rPr>
-                <w:rFonts w:hint="cs"/>
-                <w:lang w:bidi="ur-PK"/>
-              </w:rPr>
-            </w:pPr>
-          </w:p>
-        </w:tc>
-        <w:tc>
-          <w:tcPr>
-            <w:tcW w:w="1165" w:type="dxa"/>
-          </w:tcPr>
-          <w:p>
-            <w:pPr>
-              <w:jc w:val="right"/>
-              <w:rPr>
-                <w:rFonts w:hint="cs"/>
-                <w:sz w:val="24"/>
-                <w:szCs w:val="24"/>
-                <w:lang w:bidi="ur-PK"/>
-              </w:rPr>
-            </w:pPr>
-            <w:r>
-              <w:rPr>
-                <w:rFonts w:hint="cs"/>
-                <w:sz w:val="24"/>
-                <w:szCs w:val="24"/>
+            <w:tcW w:w="8005" w:type="dxa"/>
+          </w:tcPr>
+          <w:p>
+            <w:pPr>
+              <w:jc w:val="right"/>
+              <w:rPr>
+                <w:sz w:val="32"/>
+                <w:szCs w:val="32"/>
+                <w:lang w:bidi="ur-PK"/>
+              </w:rPr>
+            </w:pPr>
+          </w:p>
+        </w:tc>
+        <w:tc>
+          <w:tcPr>
+            <w:tcW w:w="1345" w:type="dxa"/>
+          </w:tcPr>
+          <w:p>
+            <w:pPr>
+              <w:jc w:val="right"/>
+              <w:rPr>
+                <w:sz w:val="32"/>
+                <w:szCs w:val="32"/>
+                <w:lang w:bidi="ur-PK"/>
+              </w:rPr>
+            </w:pPr>
+            <w:r>
+              <w:rPr>
+                <w:rFonts w:hint="cs"/>
+                <w:sz w:val="32"/>
+                <w:szCs w:val="32"/>
                 <w:rtl/>
                 <w:lang w:bidi="ur-PK"/>
               </w:rPr>
@@ -2551,37 +2797,37 @@
       <w:tr>
         <w:tc>
           <w:tcPr>
-            <w:tcW w:w="8185" w:type="dxa"/>
-          </w:tcPr>
-          <w:p>
-            <w:pPr>
-              <w:jc w:val="right"/>
-              <w:rPr>
-                <w:rFonts w:hint="cs"/>
-                <w:lang w:bidi="ur-PK"/>
-              </w:rPr>
-            </w:pPr>
-          </w:p>
-        </w:tc>
-        <w:tc>
-          <w:tcPr>
-            <w:tcW w:w="1165" w:type="dxa"/>
-          </w:tcPr>
-          <w:p>
-            <w:pPr>
-              <w:jc w:val="right"/>
-              <w:rPr>
-                <w:rFonts w:hint="cs"/>
-                <w:sz w:val="24"/>
-                <w:szCs w:val="24"/>
-                <w:lang w:bidi="ur-PK"/>
-              </w:rPr>
-            </w:pPr>
-            <w:r>
-              <w:rPr>
-                <w:rFonts w:hint="cs"/>
-                <w:sz w:val="24"/>
-                <w:szCs w:val="24"/>
+            <w:tcW w:w="8005" w:type="dxa"/>
+          </w:tcPr>
+          <w:p>
+            <w:pPr>
+              <w:jc w:val="right"/>
+              <w:rPr>
+                <w:sz w:val="32"/>
+                <w:szCs w:val="32"/>
+                <w:lang w:bidi="ur-PK"/>
+              </w:rPr>
+            </w:pPr>
+          </w:p>
+        </w:tc>
+        <w:tc>
+          <w:tcPr>
+            <w:tcW w:w="1345" w:type="dxa"/>
+          </w:tcPr>
+          <w:p>
+            <w:pPr>
+              <w:jc w:val="right"/>
+              <w:rPr>
+                <w:sz w:val="32"/>
+                <w:szCs w:val="32"/>
+                <w:lang w:bidi="ur-PK"/>
+              </w:rPr>
+            </w:pPr>
+            <w:r>
+              <w:rPr>
+                <w:rFonts w:hint="cs"/>
+                <w:sz w:val="32"/>
+                <w:szCs w:val="32"/>
                 <w:rtl/>
                 <w:lang w:bidi="ur-PK"/>
               </w:rPr>
@@ -2593,38 +2839,38 @@
       <w:tr>
         <w:tc>
           <w:tcPr>
-            <w:tcW w:w="8185" w:type="dxa"/>
-          </w:tcPr>
-          <w:p>
-            <w:pPr>
-              <w:jc w:val="right"/>
-              <w:rPr>
-                <w:rFonts w:hint="cs"/>
-                <w:lang w:bidi="ur-PK"/>
-              </w:rPr>
-            </w:pPr>
-          </w:p>
-        </w:tc>
-        <w:tc>
-          <w:tcPr>
-            <w:tcW w:w="1165" w:type="dxa"/>
-          </w:tcPr>
-          <w:p>
-            <w:pPr>
-              <w:jc w:val="right"/>
-              <w:rPr>
-                <w:rFonts w:hint="cs"/>
-                <w:sz w:val="24"/>
-                <w:szCs w:val="24"/>
-                <w:rtl/>
-                <w:lang w:bidi="ur-PK"/>
-              </w:rPr>
-            </w:pPr>
-            <w:r>
-              <w:rPr>
-                <w:rFonts w:hint="cs"/>
-                <w:sz w:val="24"/>
-                <w:szCs w:val="24"/>
+            <w:tcW w:w="8005" w:type="dxa"/>
+          </w:tcPr>
+          <w:p>
+            <w:pPr>
+              <w:jc w:val="right"/>
+              <w:rPr>
+                <w:sz w:val="32"/>
+                <w:szCs w:val="32"/>
+                <w:lang w:bidi="ur-PK"/>
+              </w:rPr>
+            </w:pPr>
+          </w:p>
+        </w:tc>
+        <w:tc>
+          <w:tcPr>
+            <w:tcW w:w="1345" w:type="dxa"/>
+          </w:tcPr>
+          <w:p>
+            <w:pPr>
+              <w:jc w:val="right"/>
+              <w:rPr>
+                <w:sz w:val="32"/>
+                <w:szCs w:val="32"/>
+                <w:rtl/>
+                <w:lang w:bidi="ur-PK"/>
+              </w:rPr>
+            </w:pPr>
+            <w:r>
+              <w:rPr>
+                <w:rFonts w:hint="cs"/>
+                <w:sz w:val="32"/>
+                <w:szCs w:val="32"/>
                 <w:rtl/>
                 <w:lang w:bidi="ur-PK"/>
               </w:rPr>
@@ -2638,7 +2884,6 @@
       <w:pPr>
         <w:jc w:val="right"/>
         <w:rPr>
-          <w:rFonts w:hint="cs"/>
           <w:rtl/>
           <w:lang w:bidi="ur-PK"/>
         </w:rPr>
@@ -2655,7 +2900,7 @@
 </file>
 
 <file path=word/styles.xml><?xml version="1.0" encoding="utf-8"?>
-<w:styles xmlns:mc="http://schemas.openxmlformats.org/markup-compatibility/2006" xmlns:r="http://schemas.openxmlformats.org/officeDocument/2006/relationships" xmlns:w="http://schemas.openxmlformats.org/wordprocessingml/2006/main" xmlns:w14="http://schemas.microsoft.com/office/word/2010/wordml" xmlns:w15="http://schemas.microsoft.com/office/word/2012/wordml" xmlns:w16cex="http://schemas.microsoft.com/office/word/2018/wordml/cex" xmlns:w16cid="http://schemas.microsoft.com/office/word/2016/wordml/cid" xmlns:w16="http://schemas.microsoft.com/office/word/2018/wordml" xmlns:w16sdtdh="http://schemas.microsoft.com/office/word/2020/wordml/sdtdatahash" xmlns:w16se="http://schemas.microsoft.com/office/word/2015/wordml/symex" mc:Ignorable="w14 w15 w16se w16cid w16 w16cex w16sdtdh">
+<w:styles xmlns:mc="http://schemas.openxmlformats.org/markup-compatibility/2006" xmlns:r="http://schemas.openxmlformats.org/officeDocument/2006/relationships" xmlns:w="http://schemas.openxmlformats.org/wordprocessingml/2006/main" xmlns:w14="http://schemas.microsoft.com/office/word/2010/wordml" xmlns:w15="http://schemas.microsoft.com/office/word/2012/wordml" xmlns:w16cex="http://schemas.microsoft.com/office/word/2018/wordml/cex" xmlns:w16cid="http://schemas.microsoft.com/office/word/2016/wordml/cid" xmlns:w16="http://schemas.microsoft.com/office/word/2018/wordml" xmlns:w16du="http://schemas.microsoft.com/office/word/2023/wordml/word16du" xmlns:w16sdtdh="http://schemas.microsoft.com/office/word/2020/wordml/sdtdatahash" xmlns:w16sdtfl="http://schemas.microsoft.com/office/word/2024/wordml/sdtformatlock" xmlns:w16se="http://schemas.microsoft.com/office/word/2015/wordml/symex" mc:Ignorable="w14 w15 w16se w16cid w16 w16cex w16sdtdh w16sdtfl w16du">
   <w:docDefaults>
     <w:rPrDefault>
       <w:rPr>
